--- a/PROJECT_WALKTHROUGH.docx
+++ b/PROJECT_WALKTHROUGH.docx
@@ -14,38 +14,15 @@
       </w:r>
     </w:p>
     <w:p>
-      <w:r>
-        <w:rPr>
-          <w:color w:val="666666"/>
-          <w:sz w:val="24"/>
-        </w:rPr>
-        <w:t xml:space="preserve">SPY options </w:t>
-      </w:r>
       <w:proofErr w:type="spellStart"/>
-      <w:r>
-        <w:rPr>
-          <w:color w:val="666666"/>
-          <w:sz w:val="24"/>
-        </w:rPr>
-        <w:t>VaR</w:t>
-      </w:r>
       <w:proofErr w:type="spellEnd"/>
       <w:r>
-        <w:rPr>
-          <w:color w:val="666666"/>
-          <w:sz w:val="24"/>
-        </w:rPr>
-        <w:t xml:space="preserve"> — code, workflow, and every assumption made along the way.</w:t>
+        <w:t>SPY options VaR — code, workflow, and every assumption made along the way.</w:t>
       </w:r>
     </w:p>
     <w:p>
       <w:r>
-        <w:rPr>
-          <w:i/>
-          <w:color w:val="666666"/>
-          <w:sz w:val="19"/>
-        </w:rPr>
-        <w:t>Seven Python modules, 250 historical scenarios, one option position. This document covers what was built and how it flows; it assumes the reader already knows the goal and the finance.</w:t>
+        <w:t>Seven Python modules, two independently sourced datasets, two reference cases, 250 historical scenarios each. This document covers what was built and how it fits together — not why the project exists. The pipeline runs against a config file rather than a hardcoded case, so the same unchanged pricing and calibration code produces both results. A companion document, DATABENTO_EXTENSION.docx, covers the second dataset's sourcing and validation in full.</w:t>
       </w:r>
     </w:p>
     <w:p/>
@@ -62,16 +39,7 @@
     </w:p>
     <w:p>
       <w:r>
-        <w:t xml:space="preserve">Six stages, each handing a concrete artifact to the next. The whole pipeline runs from a single command, </w:t>
-      </w:r>
-      <w:r>
-        <w:rPr>
-          <w:b/>
-        </w:rPr>
-        <w:t>python3 main.py</w:t>
-      </w:r>
-      <w:r>
-        <w:t>, in about nine seconds.</w:t>
+        <w:t>Six stages, each handing a concrete artifact to the next. The whole pipeline runs from a single command, and which reference case it runs is decided entirely by the config file it is handed. Nothing in the six stages below knows which dataset it is looking at.</w:t>
       </w:r>
     </w:p>
     <w:p>
@@ -736,10 +704,226 @@
         <w:pStyle w:val="Heading1"/>
       </w:pPr>
       <w:r>
+        <w:t>2. How to run it</w:t>
+      </w:r>
+    </w:p>
+    <w:p>
+      <w:r>
         <w:rPr>
-          <w:color w:val="16354F"/>
+          <w:b/>
         </w:rPr>
-        <w:t>2. File-by-file breakdown</w:t>
+        <w:t xml:space="preserve">The runner is thin. </w:t>
+      </w:r>
+      <w:r>
+        <w:rPr>
+          <w:b w:val="0"/>
+        </w:rPr>
+        <w:t>main.py holds the phase functions and a loader; every assumption lives in a config file under configs/, one per reference case. Adding a third case means adding a file there — it never means editing main.py.</w:t>
+      </w:r>
+    </w:p>
+    <w:tbl>
+      <w:tblPr>
+        <w:tblStyle w:val="LightGrid-Accent1"/>
+        <w:tblW w:type="auto" w:w="0"/>
+        <w:tblLook w:firstColumn="1" w:firstRow="1" w:lastColumn="0" w:lastRow="0" w:noHBand="0" w:noVBand="1" w:val="04A0"/>
+      </w:tblPr>
+      <w:tblGrid>
+        <w:gridCol w:w="2412"/>
+        <w:gridCol w:w="2412"/>
+        <w:gridCol w:w="2412"/>
+        <w:gridCol w:w="2412"/>
+      </w:tblGrid>
+      <w:tr>
+        <w:tc>
+          <w:tcPr>
+            <w:tcW w:type="dxa" w:w="2412"/>
+          </w:tcPr>
+          <w:p>
+            <w:r/>
+            <w:r>
+              <w:rPr>
+                <w:b/>
+              </w:rPr>
+              <w:t>Command</w:t>
+            </w:r>
+          </w:p>
+        </w:tc>
+        <w:tc>
+          <w:tcPr>
+            <w:tcW w:type="dxa" w:w="2412"/>
+          </w:tcPr>
+          <w:p>
+            <w:r/>
+            <w:r>
+              <w:rPr>
+                <w:b/>
+              </w:rPr>
+              <w:t>Case</w:t>
+            </w:r>
+          </w:p>
+        </w:tc>
+        <w:tc>
+          <w:tcPr>
+            <w:tcW w:type="dxa" w:w="2412"/>
+          </w:tcPr>
+          <w:p>
+            <w:r/>
+            <w:r>
+              <w:rPr>
+                <w:b/>
+              </w:rPr>
+              <w:t>Data</w:t>
+            </w:r>
+          </w:p>
+        </w:tc>
+        <w:tc>
+          <w:tcPr>
+            <w:tcW w:type="dxa" w:w="2412"/>
+          </w:tcPr>
+          <w:p>
+            <w:r/>
+            <w:r>
+              <w:rPr>
+                <w:b/>
+              </w:rPr>
+              <w:t>Writes to</w:t>
+            </w:r>
+          </w:p>
+        </w:tc>
+      </w:tr>
+      <w:tr>
+        <w:tc>
+          <w:tcPr>
+            <w:tcW w:type="dxa" w:w="2412"/>
+          </w:tcPr>
+          <w:p>
+            <w:r/>
+            <w:r>
+              <w:t>python3 main.py</w:t>
+            </w:r>
+          </w:p>
+        </w:tc>
+        <w:tc>
+          <w:tcPr>
+            <w:tcW w:type="dxa" w:w="2412"/>
+          </w:tcPr>
+          <w:p>
+            <w:r/>
+            <w:r>
+              <w:t>2023-12-29</w:t>
+            </w:r>
+          </w:p>
+        </w:tc>
+        <w:tc>
+          <w:tcPr>
+            <w:tcW w:type="dxa" w:w="2412"/>
+          </w:tcPr>
+          <w:p>
+            <w:r/>
+            <w:r>
+              <w:t>OptionsDX 2010–2023</w:t>
+            </w:r>
+          </w:p>
+        </w:tc>
+        <w:tc>
+          <w:tcPr>
+            <w:tcW w:type="dxa" w:w="2412"/>
+          </w:tcPr>
+          <w:p>
+            <w:r/>
+            <w:r>
+              <w:t>outputs/2023-12-29/</w:t>
+            </w:r>
+          </w:p>
+        </w:tc>
+      </w:tr>
+      <w:tr>
+        <w:tc>
+          <w:tcPr>
+            <w:tcW w:type="dxa" w:w="2412"/>
+          </w:tcPr>
+          <w:p>
+            <w:r/>
+            <w:r>
+              <w:t>python3 main.py config_2026_06_01</w:t>
+            </w:r>
+          </w:p>
+        </w:tc>
+        <w:tc>
+          <w:tcPr>
+            <w:tcW w:type="dxa" w:w="2412"/>
+          </w:tcPr>
+          <w:p>
+            <w:r/>
+            <w:r>
+              <w:t>2026-06-01</w:t>
+            </w:r>
+          </w:p>
+        </w:tc>
+        <w:tc>
+          <w:tcPr>
+            <w:tcW w:type="dxa" w:w="2412"/>
+          </w:tcPr>
+          <w:p>
+            <w:r/>
+            <w:r>
+              <w:t>Databento 2025–2026</w:t>
+            </w:r>
+          </w:p>
+        </w:tc>
+        <w:tc>
+          <w:tcPr>
+            <w:tcW w:type="dxa" w:w="2412"/>
+          </w:tcPr>
+          <w:p>
+            <w:r/>
+            <w:r>
+              <w:t>outputs/2026-06-01/</w:t>
+            </w:r>
+          </w:p>
+        </w:tc>
+      </w:tr>
+    </w:tbl>
+    <w:p>
+      <w:r>
+        <w:rPr>
+          <w:b w:val="0"/>
+        </w:rPr>
+        <w:t xml:space="preserve">Each case writes to its own directory, so the two runs can never overwrite one another. The default is the original case, so </w:t>
+      </w:r>
+      <w:r>
+        <w:rPr>
+          <w:b/>
+        </w:rPr>
+        <w:t>python3 main.py</w:t>
+      </w:r>
+      <w:r>
+        <w:rPr>
+          <w:b w:val="0"/>
+        </w:rPr>
+        <w:t xml:space="preserve"> reproduces the run recorded in PROJECT_LOG.md exactly as it did before configuration was moved out of the runner — verified afterwards to reproduce all 17 of its output tables byte for byte.</w:t>
+      </w:r>
+    </w:p>
+    <w:p>
+      <w:r>
+        <w:rPr>
+          <w:b/>
+        </w:rPr>
+        <w:t xml:space="preserve">What differs between the two configs. </w:t>
+      </w:r>
+      <w:r>
+        <w:rPr>
+          <w:b w:val="0"/>
+        </w:rPr>
+        <w:t>The dataset and the reference date, the risk-free rate pin, the reference expiry and strike, the lookback and stress windows, and the output paths. What deliberately does NOT differ: SABR beta, the calibration band, the quote quality filters and the confidence level — changing the model between cases would confound a data comparison with a method comparison.</w:t>
+      </w:r>
+    </w:p>
+    <w:p>
+      <w:pPr>
+        <w:pStyle w:val="Heading1"/>
+      </w:pPr>
+      <w:r>
+        <w:t>3. File-by-file breakdown</w:t>
       </w:r>
     </w:p>
     <w:p>
@@ -3782,6 +3966,26 @@
       </w:r>
     </w:p>
     <w:p>
+      <w:r>
+        <w:rPr>
+          <w:b w:val="0"/>
+        </w:rPr>
+        <w:t xml:space="preserve">Since the second reference case was added, main.py no longer defines CONFIG. It loads one from </w:t>
+      </w:r>
+      <w:r>
+        <w:rPr>
+          <w:b/>
+        </w:rPr>
+        <w:t>configs/</w:t>
+      </w:r>
+      <w:r>
+        <w:rPr>
+          <w:b w:val="0"/>
+        </w:rPr>
+        <w:t xml:space="preserve"> and hands it to the same phase functions, which always took config as a parameter. Every case-specific label and sentence the phases print is now derived from that config too — ten were literals of the original case, and one of those wrote the wrong year into var_summary.csv.</w:t>
+      </w:r>
+    </w:p>
+    <w:p>
       <w:pPr>
         <w:spacing w:after="80"/>
       </w:pPr>
@@ -4327,6 +4531,319 @@
         <w:pStyle w:val="Heading2"/>
       </w:pPr>
       <w:r>
+        <w:t>configs/</w:t>
+      </w:r>
+    </w:p>
+    <w:p>
+      <w:r>
+        <w:t>Plain Python files rather than YAML or JSON, because this project states the reasoning beside every assumption and JSON cannot hold a comment. They are loaded by file path, so the folder needs no __init__.py.</w:t>
+      </w:r>
+    </w:p>
+    <w:tbl>
+      <w:tblPr>
+        <w:tblStyle w:val="LightGrid-Accent1"/>
+        <w:tblW w:type="auto" w:w="0"/>
+        <w:tblLook w:firstColumn="1" w:firstRow="1" w:lastColumn="0" w:lastRow="0" w:noHBand="0" w:noVBand="1" w:val="04A0"/>
+      </w:tblPr>
+      <w:tblGrid>
+        <w:gridCol w:w="3216"/>
+        <w:gridCol w:w="3216"/>
+        <w:gridCol w:w="3216"/>
+      </w:tblGrid>
+      <w:tr>
+        <w:tc>
+          <w:tcPr>
+            <w:tcW w:type="dxa" w:w="3216"/>
+          </w:tcPr>
+          <w:p>
+            <w:r/>
+            <w:r>
+              <w:rPr>
+                <w:b/>
+              </w:rPr>
+              <w:t>File</w:t>
+            </w:r>
+          </w:p>
+        </w:tc>
+        <w:tc>
+          <w:tcPr>
+            <w:tcW w:type="dxa" w:w="3216"/>
+          </w:tcPr>
+          <w:p>
+            <w:r/>
+            <w:r>
+              <w:rPr>
+                <w:b/>
+              </w:rPr>
+              <w:t>Case</w:t>
+            </w:r>
+          </w:p>
+        </w:tc>
+        <w:tc>
+          <w:tcPr>
+            <w:tcW w:type="dxa" w:w="3216"/>
+          </w:tcPr>
+          <w:p>
+            <w:r/>
+            <w:r>
+              <w:rPr>
+                <w:b/>
+              </w:rPr>
+              <w:t>Notable values</w:t>
+            </w:r>
+          </w:p>
+        </w:tc>
+      </w:tr>
+      <w:tr>
+        <w:tc>
+          <w:tcPr>
+            <w:tcW w:type="dxa" w:w="3216"/>
+          </w:tcPr>
+          <w:p>
+            <w:r/>
+            <w:r>
+              <w:t>config_2023_12_29.py</w:t>
+            </w:r>
+          </w:p>
+        </w:tc>
+        <w:tc>
+          <w:tcPr>
+            <w:tcW w:type="dxa" w:w="3216"/>
+          </w:tcPr>
+          <w:p>
+            <w:r/>
+            <w:r>
+              <w:t>Original, OptionsDX</w:t>
+            </w:r>
+          </w:p>
+        </w:tc>
+        <w:tc>
+          <w:tcPr>
+            <w:tcW w:type="dxa" w:w="3216"/>
+          </w:tcPr>
+          <w:p>
+            <w:r/>
+            <w:r>
+              <w:t>r = 5.40% (FRED DGS3MO); expiry 2024-02-16 (49d); $475 put; lookback 250d ending 2023-12-29; stress window 2020</w:t>
+            </w:r>
+          </w:p>
+        </w:tc>
+      </w:tr>
+      <w:tr>
+        <w:tc>
+          <w:tcPr>
+            <w:tcW w:type="dxa" w:w="3216"/>
+          </w:tcPr>
+          <w:p>
+            <w:r/>
+            <w:r>
+              <w:t>config_2026_06_01.py</w:t>
+            </w:r>
+          </w:p>
+        </w:tc>
+        <w:tc>
+          <w:tcPr>
+            <w:tcW w:type="dxa" w:w="3216"/>
+          </w:tcPr>
+          <w:p>
+            <w:r/>
+            <w:r>
+              <w:t>Databento</w:t>
+            </w:r>
+          </w:p>
+        </w:tc>
+        <w:tc>
+          <w:tcPr>
+            <w:tcW w:type="dxa" w:w="3216"/>
+          </w:tcPr>
+          <w:p>
+            <w:r/>
+            <w:r>
+              <w:t>r = 3.66% (same series); expiry 2026-07-17 (46d); $759 put; lookback 250d ending 2026-06-01; stress window ending 2026-01-02</w:t>
+            </w:r>
+          </w:p>
+        </w:tc>
+      </w:tr>
+    </w:tbl>
+    <w:p>
+      <w:pPr>
+        <w:pStyle w:val="Heading2"/>
+      </w:pPr>
+      <w:r>
+        <w:t>databento_pullers/</w:t>
+      </w:r>
+    </w:p>
+    <w:p>
+      <w:r>
+        <w:t>Everything that sources and prepares the second dataset. None of it is imported by the pipeline — it produces the parquet files the pipeline reads, then steps out of the way. Covered in full in DATABENTO_EXTENSION.docx.</w:t>
+      </w:r>
+    </w:p>
+    <w:tbl>
+      <w:tblPr>
+        <w:tblStyle w:val="LightGrid-Accent1"/>
+        <w:tblW w:type="auto" w:w="0"/>
+        <w:tblLook w:firstColumn="1" w:firstRow="1" w:lastColumn="0" w:lastRow="0" w:noHBand="0" w:noVBand="1" w:val="04A0"/>
+      </w:tblPr>
+      <w:tblGrid>
+        <w:gridCol w:w="4824"/>
+        <w:gridCol w:w="4824"/>
+      </w:tblGrid>
+      <w:tr>
+        <w:tc>
+          <w:tcPr>
+            <w:tcW w:type="dxa" w:w="4824"/>
+          </w:tcPr>
+          <w:p>
+            <w:r/>
+            <w:r>
+              <w:rPr>
+                <w:b/>
+              </w:rPr>
+              <w:t>File</w:t>
+            </w:r>
+          </w:p>
+        </w:tc>
+        <w:tc>
+          <w:tcPr>
+            <w:tcW w:type="dxa" w:w="4824"/>
+          </w:tcPr>
+          <w:p>
+            <w:r/>
+            <w:r>
+              <w:rPr>
+                <w:b/>
+              </w:rPr>
+              <w:t>What it does</w:t>
+            </w:r>
+          </w:p>
+        </w:tc>
+      </w:tr>
+      <w:tr>
+        <w:tc>
+          <w:tcPr>
+            <w:tcW w:type="dxa" w:w="4824"/>
+          </w:tcPr>
+          <w:p>
+            <w:r/>
+            <w:r>
+              <w:t>databento_cost_check.py, _full.py, _2025.py</w:t>
+            </w:r>
+          </w:p>
+        </w:tc>
+        <w:tc>
+          <w:tcPr>
+            <w:tcW w:type="dxa" w:w="4824"/>
+          </w:tcPr>
+          <w:p>
+            <w:r/>
+            <w:r>
+              <w:t>metadata.get_cost probes — free — used to price a pull before committing to it</w:t>
+            </w:r>
+          </w:p>
+        </w:tc>
+      </w:tr>
+      <w:tr>
+        <w:tc>
+          <w:tcPr>
+            <w:tcW w:type="dxa" w:w="4824"/>
+          </w:tcPr>
+          <w:p>
+            <w:r/>
+            <w:r>
+              <w:t>databento_pull_2025_2026.py</w:t>
+            </w:r>
+          </w:p>
+        </w:tc>
+        <w:tc>
+          <w:tcPr>
+            <w:tcW w:type="dxa" w:w="4824"/>
+          </w:tcPr>
+          <w:p>
+            <w:r/>
+            <w:r>
+              <w:t>The pull: NYSE calendar, DST-aware pre-close windows, early closes, one-off closures, batch submission with backoff, download, verification</w:t>
+            </w:r>
+          </w:p>
+        </w:tc>
+      </w:tr>
+      <w:tr>
+        <w:tc>
+          <w:tcPr>
+            <w:tcW w:type="dxa" w:w="4824"/>
+          </w:tcPr>
+          <w:p>
+            <w:r/>
+            <w:r>
+              <w:t>databento_validation_20231229.py</w:t>
+            </w:r>
+          </w:p>
+        </w:tc>
+        <w:tc>
+          <w:tcPr>
+            <w:tcW w:type="dxa" w:w="4824"/>
+          </w:tcPr>
+          <w:p>
+            <w:r/>
+            <w:r>
+              <w:t>The cross-vendor check of the original reference date against the project's own unchanged code</w:t>
+            </w:r>
+          </w:p>
+        </w:tc>
+      </w:tr>
+      <w:tr>
+        <w:tc>
+          <w:tcPr>
+            <w:tcW w:type="dxa" w:w="4824"/>
+          </w:tcPr>
+          <w:p>
+            <w:r/>
+            <w:r>
+              <w:t>databento_sanity_check.py</w:t>
+            </w:r>
+          </w:p>
+        </w:tc>
+        <w:tc>
+          <w:tcPr>
+            <w:tcW w:type="dxa" w:w="4824"/>
+          </w:tcPr>
+          <w:p>
+            <w:r/>
+            <w:r>
+              <w:t>Coverage, content, window and quality checks across all 353 sessions and 11,036,871 rows</w:t>
+            </w:r>
+          </w:p>
+        </w:tc>
+      </w:tr>
+      <w:tr>
+        <w:tc>
+          <w:tcPr>
+            <w:tcW w:type="dxa" w:w="4824"/>
+          </w:tcPr>
+          <w:p>
+            <w:r/>
+            <w:r>
+              <w:t>databento_reshape.py</w:t>
+            </w:r>
+          </w:p>
+        </w:tc>
+        <w:tc>
+          <w:tcPr>
+            <w:tcW w:type="dxa" w:w="4824"/>
+          </w:tcPr>
+          <w:p>
+            <w:r/>
+            <w:r>
+              <w:t>Join quotes to definitions, collapse to one EOD row per contract, reshape into the layout data_loader already reads</w:t>
+            </w:r>
+          </w:p>
+        </w:tc>
+      </w:tr>
+    </w:tbl>
+    <w:p>
+      <w:pPr>
+        <w:pStyle w:val="Heading2"/>
+      </w:pPr>
+      <w:r>
         <w:rPr>
           <w:color w:val="16354F"/>
         </w:rPr>
@@ -4804,6 +5321,76 @@
           </w:p>
         </w:tc>
       </w:tr>
+      <w:tr>
+        <w:tc>
+          <w:tcPr>
+            <w:tcW w:type="dxa" w:w="1944"/>
+          </w:tcPr>
+          <w:p>
+            <w:r/>
+            <w:r>
+              <w:t>configs/*.py</w:t>
+            </w:r>
+          </w:p>
+        </w:tc>
+        <w:tc>
+          <w:tcPr>
+            <w:tcW w:type="dxa" w:w="2232"/>
+          </w:tcPr>
+          <w:p>
+            <w:r/>
+            <w:r>
+              <w:t>os only</w:t>
+            </w:r>
+          </w:p>
+        </w:tc>
+        <w:tc>
+          <w:tcPr>
+            <w:tcW w:type="dxa" w:w="5184"/>
+          </w:tcPr>
+          <w:p>
+            <w:r/>
+            <w:r>
+              <w:t>Data, not logic. Loaded by path from main.py</w:t>
+            </w:r>
+          </w:p>
+        </w:tc>
+      </w:tr>
+      <w:tr>
+        <w:tc>
+          <w:tcPr>
+            <w:tcW w:type="dxa" w:w="1944"/>
+          </w:tcPr>
+          <w:p>
+            <w:r/>
+            <w:r>
+              <w:t>databento_pullers/*</w:t>
+            </w:r>
+          </w:p>
+        </w:tc>
+        <w:tc>
+          <w:tcPr>
+            <w:tcW w:type="dxa" w:w="2232"/>
+          </w:tcPr>
+          <w:p>
+            <w:r/>
+            <w:r>
+              <w:t>data_loader, baw, databento</w:t>
+            </w:r>
+          </w:p>
+        </w:tc>
+        <w:tc>
+          <w:tcPr>
+            <w:tcW w:type="dxa" w:w="5184"/>
+          </w:tcPr>
+          <w:p>
+            <w:r/>
+            <w:r>
+              <w:t>Reads the pipeline's own code to validate against it; the pipeline never imports these</w:t>
+            </w:r>
+          </w:p>
+        </w:tc>
+      </w:tr>
     </w:tbl>
     <w:p>
       <w:r>
@@ -4815,11 +5402,7 @@
         <w:pStyle w:val="Heading1"/>
       </w:pPr>
       <w:r>
-        <w:rPr>
-          <w:color w:val="16354F"/>
-        </w:rPr>
-        <w:lastRenderedPageBreak/>
-        <w:t>3. Stage-by-stage walkthrough</w:t>
+        <w:t>4. Stage-by-stage walkthrough</w:t>
       </w:r>
     </w:p>
     <w:p>
@@ -4837,10 +5420,7 @@
         <w:pStyle w:val="Heading2"/>
       </w:pPr>
       <w:r>
-        <w:rPr>
-          <w:color w:val="16354F"/>
-        </w:rPr>
-        <w:t>3.1  Data loading and validation</w:t>
+        <w:t>4.1  Data loading and validation</w:t>
       </w:r>
     </w:p>
     <w:tbl>
@@ -5034,11 +5614,7 @@
         <w:pStyle w:val="Heading2"/>
       </w:pPr>
       <w:r>
-        <w:rPr>
-          <w:color w:val="16354F"/>
-        </w:rPr>
-        <w:lastRenderedPageBreak/>
-        <w:t>3.2  SABR calibration</w:t>
+        <w:t>4.2  SABR calibration</w:t>
       </w:r>
     </w:p>
     <w:tbl>
@@ -6008,10 +6584,7 @@
         <w:pStyle w:val="Heading2"/>
       </w:pPr>
       <w:r>
-        <w:rPr>
-          <w:color w:val="16354F"/>
-        </w:rPr>
-        <w:t>3.3  BAW pricing engine</w:t>
+        <w:t>4.3  BAW pricing engine</w:t>
       </w:r>
     </w:p>
     <w:tbl>
@@ -6526,10 +7099,7 @@
         <w:pStyle w:val="Heading2"/>
       </w:pPr>
       <w:r>
-        <w:rPr>
-          <w:color w:val="16354F"/>
-        </w:rPr>
-        <w:t>3.4  Re-implying volatilities and wiring SABR into BAW</w:t>
+        <w:t>4.4  Re-implying volatilities and wiring SABR into BAW</w:t>
       </w:r>
     </w:p>
     <w:tbl>
@@ -7025,10 +7595,7 @@
         <w:pStyle w:val="Heading2"/>
       </w:pPr>
       <w:r>
-        <w:rPr>
-          <w:color w:val="16354F"/>
-        </w:rPr>
-        <w:t>3.5  Historical scenario generation</w:t>
+        <w:t>4.5  Historical scenario generation</w:t>
       </w:r>
     </w:p>
     <w:tbl>
@@ -8435,10 +9002,7 @@
         <w:pStyle w:val="Heading2"/>
       </w:pPr>
       <w:r>
-        <w:rPr>
-          <w:color w:val="16354F"/>
-        </w:rPr>
-        <w:t>3.6  Full revaluation</w:t>
+        <w:t>4.6  Full revaluation</w:t>
       </w:r>
     </w:p>
     <w:tbl>
@@ -9511,10 +10075,7 @@
         <w:pStyle w:val="Heading2"/>
       </w:pPr>
       <w:r>
-        <w:rPr>
-          <w:color w:val="16354F"/>
-        </w:rPr>
-        <w:t>3.7  VaR</w:t>
+        <w:t>4.7  VaR</w:t>
       </w:r>
     </w:p>
     <w:tbl>
@@ -10194,10 +10755,7 @@
         <w:pStyle w:val="Heading2"/>
       </w:pPr>
       <w:r>
-        <w:rPr>
-          <w:color w:val="16354F"/>
-        </w:rPr>
-        <w:t>3.8  Bugs found and fixed, consolidated</w:t>
+        <w:t>4.8  Bugs found and fixed, consolidated</w:t>
       </w:r>
     </w:p>
     <w:p>
@@ -11075,11 +11633,1889 @@
         <w:pStyle w:val="Heading1"/>
       </w:pPr>
       <w:r>
+        <w:t>5. Phase 9 — validating the reference date against a second source</w:t>
+      </w:r>
+    </w:p>
+    <w:p>
+      <w:r>
         <w:rPr>
-          <w:color w:val="16354F"/>
+          <w:b w:val="0"/>
         </w:rPr>
-        <w:lastRenderedPageBreak/>
-        <w:t>4. Complete assumptions and deviations</w:t>
+        <w:t xml:space="preserve">Before extending anything, the original reference date was pulled from a second vendor and run through the project's own code, unchanged. This is what licenses every later comparison: if the two sources disagreed materially on 2023-12-29, no conclusion about 2026 could be separated from the data feed. Cost: </w:t>
+      </w:r>
+      <w:r>
+        <w:rPr>
+          <w:b/>
+        </w:rPr>
+        <w:t>$0.0390</w:t>
+      </w:r>
+      <w:r>
+        <w:rPr>
+          <w:b w:val="0"/>
+        </w:rPr>
+        <w:t>.</w:t>
+      </w:r>
+    </w:p>
+    <w:p>
+      <w:r>
+        <w:t>imply_forward_from_parity and baw.implied_volatility were run against Databento OPRA quotes with no modification. What came back:</w:t>
+      </w:r>
+    </w:p>
+    <w:tbl>
+      <w:tblPr>
+        <w:tblStyle w:val="LightGrid-Accent1"/>
+        <w:tblW w:type="auto" w:w="0"/>
+        <w:tblLook w:firstColumn="1" w:firstRow="1" w:lastColumn="0" w:lastRow="0" w:noHBand="0" w:noVBand="1" w:val="04A0"/>
+      </w:tblPr>
+      <w:tblGrid>
+        <w:gridCol w:w="3216"/>
+        <w:gridCol w:w="3216"/>
+        <w:gridCol w:w="3216"/>
+      </w:tblGrid>
+      <w:tr>
+        <w:tc>
+          <w:tcPr>
+            <w:tcW w:type="dxa" w:w="3216"/>
+          </w:tcPr>
+          <w:p>
+            <w:r/>
+            <w:r>
+              <w:rPr>
+                <w:b/>
+              </w:rPr>
+              <w:t>Quantity</w:t>
+            </w:r>
+          </w:p>
+        </w:tc>
+        <w:tc>
+          <w:tcPr>
+            <w:tcW w:type="dxa" w:w="3216"/>
+          </w:tcPr>
+          <w:p>
+            <w:r/>
+            <w:r>
+              <w:rPr>
+                <w:b/>
+              </w:rPr>
+              <w:t>Difference</w:t>
+            </w:r>
+          </w:p>
+        </w:tc>
+        <w:tc>
+          <w:tcPr>
+            <w:tcW w:type="dxa" w:w="3216"/>
+          </w:tcPr>
+          <w:p>
+            <w:r/>
+            <w:r>
+              <w:rPr>
+                <w:b/>
+              </w:rPr>
+              <w:t>Reading</w:t>
+            </w:r>
+          </w:p>
+        </w:tc>
+      </w:tr>
+      <w:tr>
+        <w:tc>
+          <w:tcPr>
+            <w:tcW w:type="dxa" w:w="3216"/>
+          </w:tcPr>
+          <w:p>
+            <w:r/>
+            <w:r>
+              <w:t>Median mid price, 151 common strikes</w:t>
+            </w:r>
+          </w:p>
+        </w:tc>
+        <w:tc>
+          <w:tcPr>
+            <w:tcW w:type="dxa" w:w="3216"/>
+          </w:tcPr>
+          <w:p>
+            <w:r/>
+            <w:r>
+              <w:t>$0.0000</w:t>
+            </w:r>
+          </w:p>
+        </w:tc>
+        <w:tc>
+          <w:tcPr>
+            <w:tcW w:type="dxa" w:w="3216"/>
+          </w:tcPr>
+          <w:p>
+            <w:r/>
+            <w:r>
+              <w:t>Exact agreement at the median</w:t>
+            </w:r>
+          </w:p>
+        </w:tc>
+      </w:tr>
+      <w:tr>
+        <w:tc>
+          <w:tcPr>
+            <w:tcW w:type="dxa" w:w="3216"/>
+          </w:tcPr>
+          <w:p>
+            <w:r/>
+            <w:r>
+              <w:t>Median re-implied implied vol</w:t>
+            </w:r>
+          </w:p>
+        </w:tc>
+        <w:tc>
+          <w:tcPr>
+            <w:tcW w:type="dxa" w:w="3216"/>
+          </w:tcPr>
+          <w:p>
+            <w:r/>
+            <w:r>
+              <w:t>0.0000 vol points</w:t>
+            </w:r>
+          </w:p>
+        </w:tc>
+        <w:tc>
+          <w:tcPr>
+            <w:tcW w:type="dxa" w:w="3216"/>
+          </w:tcPr>
+          <w:p>
+            <w:r/>
+            <w:r>
+              <w:t>Exact agreement at the median</w:t>
+            </w:r>
+          </w:p>
+        </w:tc>
+      </w:tr>
+      <w:tr>
+        <w:tc>
+          <w:tcPr>
+            <w:tcW w:type="dxa" w:w="3216"/>
+          </w:tcPr>
+          <w:p>
+            <w:r/>
+            <w:r>
+              <w:t>95th percentile |IV difference|</w:t>
+            </w:r>
+          </w:p>
+        </w:tc>
+        <w:tc>
+          <w:tcPr>
+            <w:tcW w:type="dxa" w:w="3216"/>
+          </w:tcPr>
+          <w:p>
+            <w:r/>
+            <w:r>
+              <w:t>0.2286 vol points</w:t>
+            </w:r>
+          </w:p>
+        </w:tc>
+        <w:tc>
+          <w:tcPr>
+            <w:tcW w:type="dxa" w:w="3216"/>
+          </w:tcPr>
+          <w:p>
+            <w:r/>
+            <w:r>
+              <w:t>Tail is small too</w:t>
+            </w:r>
+          </w:p>
+        </w:tc>
+      </w:tr>
+      <w:tr>
+        <w:tc>
+          <w:tcPr>
+            <w:tcW w:type="dxa" w:w="3216"/>
+          </w:tcPr>
+          <w:p>
+            <w:r/>
+            <w:r>
+              <w:t>Parity forward</w:t>
+            </w:r>
+          </w:p>
+        </w:tc>
+        <w:tc>
+          <w:tcPr>
+            <w:tcW w:type="dxa" w:w="3216"/>
+          </w:tcPr>
+          <w:p>
+            <w:r/>
+            <w:r>
+              <w:t>−$0.0425 (0.89 bp)</w:t>
+            </w:r>
+          </w:p>
+        </w:tc>
+        <w:tc>
+          <w:tcPr>
+            <w:tcW w:type="dxa" w:w="3216"/>
+          </w:tcPr>
+          <w:p>
+            <w:r/>
+            <w:r>
+              <w:t>$478.892 vs $478.850</w:t>
+            </w:r>
+          </w:p>
+        </w:tc>
+      </w:tr>
+      <w:tr>
+        <w:tc>
+          <w:tcPr>
+            <w:tcW w:type="dxa" w:w="3216"/>
+          </w:tcPr>
+          <w:p>
+            <w:r/>
+            <w:r>
+              <w:t>Re-implied crossover gap</w:t>
+            </w:r>
+          </w:p>
+        </w:tc>
+        <w:tc>
+          <w:tcPr>
+            <w:tcW w:type="dxa" w:w="3216"/>
+          </w:tcPr>
+          <w:p>
+            <w:r/>
+            <w:r>
+              <w:t>0.007 vol points</w:t>
+            </w:r>
+          </w:p>
+        </w:tc>
+        <w:tc>
+          <w:tcPr>
+            <w:tcW w:type="dxa" w:w="3216"/>
+          </w:tcPr>
+          <w:p>
+            <w:r/>
+            <w:r>
+              <w:t>−0.2088 vs −0.2164</w:t>
+            </w:r>
+          </w:p>
+        </w:tc>
+      </w:tr>
+      <w:tr>
+        <w:tc>
+          <w:tcPr>
+            <w:tcW w:type="dxa" w:w="3216"/>
+          </w:tcPr>
+          <w:p>
+            <w:r/>
+            <w:r>
+              <w:t>The $475 put, mid price</w:t>
+            </w:r>
+          </w:p>
+        </w:tc>
+        <w:tc>
+          <w:tcPr>
+            <w:tcW w:type="dxa" w:w="3216"/>
+          </w:tcPr>
+          <w:p>
+            <w:r/>
+            <w:r>
+              <w:t>+$0.0700</w:t>
+            </w:r>
+          </w:p>
+        </w:tc>
+        <w:tc>
+          <w:tcPr>
+            <w:tcW w:type="dxa" w:w="3216"/>
+          </w:tcPr>
+          <w:p>
+            <w:r/>
+            <w:r>
+              <w:t>Largest single mid difference in the sample; +0.104 vol points</w:t>
+            </w:r>
+          </w:p>
+        </w:tc>
+      </w:tr>
+    </w:tbl>
+    <w:p>
+      <w:r>
+        <w:rPr>
+          <w:b w:val="0"/>
+        </w:rPr>
+        <w:t>The $475 put difference is worth naming because it is the contract the headline rests on, and it is the worst case in the sample rather than a typical one. Both vendors quote a three-cent spread; the gap is snapshot timing — OptionsDX stamps 16:00, Databento's bar covers 15:59–16:00.</w:t>
+      </w:r>
+    </w:p>
+    <w:p>
+      <w:r>
+        <w:rPr>
+          <w:b/>
+        </w:rPr>
+        <w:t xml:space="preserve">What it settled about the vendor. </w:t>
+      </w:r>
+      <w:r>
+        <w:rPr>
+          <w:b w:val="0"/>
+        </w:rPr>
+        <w:t xml:space="preserve">Phase 1 and Phase 3 had found the OptionsDX implied vols stepping </w:t>
+      </w:r>
+      <w:r>
+        <w:rPr>
+          <w:b/>
+        </w:rPr>
+        <w:t>+0.291 vol points the wrong way</w:t>
+      </w:r>
+      <w:r>
+        <w:rPr>
+          <w:b w:val="0"/>
+        </w:rPr>
+        <w:t xml:space="preserve"> across the put/call crossover — an impossible shape against a downward-sloping smile, and the reason the project re-implies its own volatilities at all. Databento does not reproduce it, and the two crossed put quotes at strikes 477 and 478 that forced those strikes out of the smile are clean and two-sided in Databento. Both were OptionsDX defects.</w:t>
+      </w:r>
+    </w:p>
+    <w:p>
+      <w:r>
+        <w:rPr>
+          <w:b/>
+        </w:rPr>
+        <w:t xml:space="preserve">What it did not excuse. </w:t>
+      </w:r>
+      <w:r>
+        <w:rPr>
+          <w:b w:val="0"/>
+        </w:rPr>
+        <w:t xml:space="preserve">The residual inconsistency underneath the artefact is real and appears in both sources: roughly </w:t>
+      </w:r>
+      <w:r>
+        <w:rPr>
+          <w:b/>
+        </w:rPr>
+        <w:t>+0.15 vol points</w:t>
+      </w:r>
+      <w:r>
+        <w:rPr>
+          <w:b w:val="0"/>
+        </w:rPr>
+        <w:t xml:space="preserve"> measured against a fitted wing slope, agreeing across vendors to 0.0007. The check also found that assumption #15's own figure — a −0.058 prediction from a two-point local slope — is not trustworthy: one seven-cent quote flattens that slope 5.6× and flips the residual's sign.</w:t>
+      </w:r>
+    </w:p>
+    <w:p>
+      <w:pPr>
+        <w:pStyle w:val="Heading1"/>
+      </w:pPr>
+      <w:r>
+        <w:t>6. Stages A–C — building the second dataset</w:t>
+      </w:r>
+    </w:p>
+    <w:p>
+      <w:r>
+        <w:rPr>
+          <w:b w:val="0"/>
+        </w:rPr>
+        <w:t xml:space="preserve">Summarised here; </w:t>
+      </w:r>
+      <w:r>
+        <w:rPr>
+          <w:b/>
+        </w:rPr>
+        <w:t>DATABENTO_EXTENSION.docx</w:t>
+      </w:r>
+      <w:r>
+        <w:rPr>
+          <w:b w:val="0"/>
+        </w:rPr>
+        <w:t xml:space="preserve"> covers the sourcing, the validation and every problem hit along the way in full. What matters for reading the rest of this document is what the second dataset is and how it reaches the pipeline.</w:t>
+      </w:r>
+    </w:p>
+    <w:tbl>
+      <w:tblPr>
+        <w:tblStyle w:val="LightGrid-Accent1"/>
+        <w:tblW w:type="auto" w:w="0"/>
+        <w:tblLook w:firstColumn="1" w:firstRow="1" w:lastColumn="0" w:lastRow="0" w:noHBand="0" w:noVBand="1" w:val="04A0"/>
+      </w:tblPr>
+      <w:tblGrid>
+        <w:gridCol w:w="3216"/>
+        <w:gridCol w:w="3216"/>
+        <w:gridCol w:w="3216"/>
+      </w:tblGrid>
+      <w:tr>
+        <w:tc>
+          <w:tcPr>
+            <w:tcW w:type="dxa" w:w="3216"/>
+          </w:tcPr>
+          <w:p>
+            <w:r/>
+            <w:r>
+              <w:rPr>
+                <w:b/>
+              </w:rPr>
+              <w:t>Stage</w:t>
+            </w:r>
+          </w:p>
+        </w:tc>
+        <w:tc>
+          <w:tcPr>
+            <w:tcW w:type="dxa" w:w="3216"/>
+          </w:tcPr>
+          <w:p>
+            <w:r/>
+            <w:r>
+              <w:rPr>
+                <w:b/>
+              </w:rPr>
+              <w:t>What was done</w:t>
+            </w:r>
+          </w:p>
+        </w:tc>
+        <w:tc>
+          <w:tcPr>
+            <w:tcW w:type="dxa" w:w="3216"/>
+          </w:tcPr>
+          <w:p>
+            <w:r/>
+            <w:r>
+              <w:rPr>
+                <w:b/>
+              </w:rPr>
+              <w:t>Result</w:t>
+            </w:r>
+          </w:p>
+        </w:tc>
+      </w:tr>
+      <w:tr>
+        <w:tc>
+          <w:tcPr>
+            <w:tcW w:type="dxa" w:w="3216"/>
+          </w:tcPr>
+          <w:p>
+            <w:r/>
+            <w:r>
+              <w:t>A</w:t>
+            </w:r>
+          </w:p>
+        </w:tc>
+        <w:tc>
+          <w:tcPr>
+            <w:tcW w:type="dxa" w:w="3216"/>
+          </w:tcPr>
+          <w:p>
+            <w:r/>
+            <w:r>
+              <w:t>Housekeeping — raw and reshaped data folders gitignored</w:t>
+            </w:r>
+          </w:p>
+        </w:tc>
+        <w:tc>
+          <w:tcPr>
+            <w:tcW w:type="dxa" w:w="3216"/>
+          </w:tcPr>
+          <w:p>
+            <w:r/>
+            <w:r>
+              <w:t>363 MB raw + 45 MB reshaped, none of it tracked</w:t>
+            </w:r>
+          </w:p>
+        </w:tc>
+      </w:tr>
+      <w:tr>
+        <w:tc>
+          <w:tcPr>
+            <w:tcW w:type="dxa" w:w="3216"/>
+          </w:tcPr>
+          <w:p>
+            <w:r/>
+            <w:r>
+              <w:t>B</w:t>
+            </w:r>
+          </w:p>
+        </w:tc>
+        <w:tc>
+          <w:tcPr>
+            <w:tcW w:type="dxa" w:w="3216"/>
+          </w:tcPr>
+          <w:p>
+            <w:r/>
+            <w:r>
+              <w:t>Pull, then join quotes to per-day definitions, collapse each contract's three minute bars to one EOD row, reshape into the vendor's column layout</w:t>
+            </w:r>
+          </w:p>
+        </w:tc>
+        <w:tc>
+          <w:tcPr>
+            <w:tcW w:type="dxa" w:w="3216"/>
+          </w:tcPr>
+          <w:p>
+            <w:r/>
+            <w:r>
+              <w:t>1,880,602 rows, 353 sessions, 2025-01-02 → 2026-06-01</w:t>
+            </w:r>
+          </w:p>
+        </w:tc>
+      </w:tr>
+      <w:tr>
+        <w:tc>
+          <w:tcPr>
+            <w:tcW w:type="dxa" w:w="3216"/>
+          </w:tcPr>
+          <w:p>
+            <w:r/>
+            <w:r>
+              <w:t>C</w:t>
+            </w:r>
+          </w:p>
+        </w:tc>
+        <w:tc>
+          <w:tcPr>
+            <w:tcW w:type="dxa" w:w="3216"/>
+          </w:tcPr>
+          <w:p>
+            <w:r/>
+            <w:r>
+              <w:t>Run all phases against the new config</w:t>
+            </w:r>
+          </w:p>
+        </w:tc>
+        <w:tc>
+          <w:tcPr>
+            <w:tcW w:type="dxa" w:w="3216"/>
+          </w:tcPr>
+          <w:p>
+            <w:r/>
+            <w:r>
+              <w:t>A complete second reference case</w:t>
+            </w:r>
+          </w:p>
+        </w:tc>
+      </w:tr>
+    </w:tbl>
+    <w:p>
+      <w:r>
+        <w:rPr>
+          <w:b/>
+        </w:rPr>
+        <w:t xml:space="preserve">The pull. </w:t>
+      </w:r>
+      <w:r>
+        <w:rPr>
+          <w:b w:val="0"/>
+        </w:rPr>
+        <w:t>A three-minute pre-close window of cbbo-1m quotes per session, DST-resolved per date rather than by a hardcoded UTC hour, plus a per-day instrument definition snapshot. UNDERLYING_LAST is SPY's observed consolidated close from EQUS.SUMMARY daily bars — OPRA carries no underlying price.</w:t>
+      </w:r>
+    </w:p>
+    <w:p>
+      <w:r>
+        <w:rPr>
+          <w:b/>
+        </w:rPr>
+        <w:t xml:space="preserve">Why the reshaped files sit where they do. </w:t>
+      </w:r>
+      <w:r>
+        <w:rPr>
+          <w:b w:val="0"/>
+        </w:rPr>
+        <w:t>data_loader._read_year_file looks for spy_eod_YYYY.parquet inside whatever data_dir it is handed. Writing the new dataset under the same names in a separate folder means the loader reads it with no code change at all — only data_dir moves. A single differently-named file would have forced an edit to the loader, which is exactly what the rebuild was trying to avoid.</w:t>
+      </w:r>
+    </w:p>
+    <w:p>
+      <w:r>
+        <w:rPr>
+          <w:b/>
+        </w:rPr>
+        <w:t xml:space="preserve">One column that is not what it looks like. </w:t>
+      </w:r>
+      <w:r>
+        <w:rPr>
+          <w:b w:val="0"/>
+        </w:rPr>
+        <w:t>C_IV and P_IV hold European Black-76 vols this project computed, not a vendor's. They exist because build_otm_smile filters on that column and Phase 0 runs before Phase 3 can replace it — a null column empties the smile and Phase 0 dies. Phase 3 overwrites them exactly as it overwrote the vendor's. The consequence is that the Phase 3 comparison means something different in each case: in 2023 it measured vendor error plus the European-to-American correction, in 2026 the correction alone.</w:t>
+      </w:r>
+    </w:p>
+    <w:p>
+      <w:pPr>
+        <w:pStyle w:val="Heading1"/>
+      </w:pPr>
+      <w:r>
+        <w:t>7. Stage D — the two cases compared</w:t>
+      </w:r>
+    </w:p>
+    <w:p>
+      <w:r>
+        <w:rPr>
+          <w:b w:val="0"/>
+        </w:rPr>
+        <w:t>The two runs disagree substantially. The question Stage D answers is whether the disagreement is the market or the plumbing — and Phase 9 is what makes that question answerable rather than rhetorical.</w:t>
+      </w:r>
+    </w:p>
+    <w:tbl>
+      <w:tblPr>
+        <w:tblStyle w:val="LightGrid-Accent1"/>
+        <w:tblW w:type="auto" w:w="0"/>
+        <w:tblLook w:firstColumn="1" w:firstRow="1" w:lastColumn="0" w:lastRow="0" w:noHBand="0" w:noVBand="1" w:val="04A0"/>
+      </w:tblPr>
+      <w:tblGrid>
+        <w:gridCol w:w="3216"/>
+        <w:gridCol w:w="3216"/>
+        <w:gridCol w:w="3216"/>
+      </w:tblGrid>
+      <w:tr>
+        <w:tc>
+          <w:tcPr>
+            <w:tcW w:type="dxa" w:w="3216"/>
+          </w:tcPr>
+          <w:p>
+            <w:r/>
+            <w:r>
+              <w:rPr>
+                <w:b/>
+              </w:rPr>
+            </w:r>
+          </w:p>
+        </w:tc>
+        <w:tc>
+          <w:tcPr>
+            <w:tcW w:type="dxa" w:w="3216"/>
+          </w:tcPr>
+          <w:p>
+            <w:r/>
+            <w:r>
+              <w:rPr>
+                <w:b/>
+              </w:rPr>
+              <w:t>2023-12-29 (OptionsDX)</w:t>
+            </w:r>
+          </w:p>
+        </w:tc>
+        <w:tc>
+          <w:tcPr>
+            <w:tcW w:type="dxa" w:w="3216"/>
+          </w:tcPr>
+          <w:p>
+            <w:r/>
+            <w:r>
+              <w:rPr>
+                <w:b/>
+              </w:rPr>
+              <w:t>2026-06-01 (Databento)</w:t>
+            </w:r>
+          </w:p>
+        </w:tc>
+      </w:tr>
+      <w:tr>
+        <w:tc>
+          <w:tcPr>
+            <w:tcW w:type="dxa" w:w="3216"/>
+          </w:tcPr>
+          <w:p>
+            <w:r/>
+            <w:r>
+              <w:t>Expiry / DTE</w:t>
+            </w:r>
+          </w:p>
+        </w:tc>
+        <w:tc>
+          <w:tcPr>
+            <w:tcW w:type="dxa" w:w="3216"/>
+          </w:tcPr>
+          <w:p>
+            <w:r/>
+            <w:r>
+              <w:t>2024-02-16 / 49d</w:t>
+            </w:r>
+          </w:p>
+        </w:tc>
+        <w:tc>
+          <w:tcPr>
+            <w:tcW w:type="dxa" w:w="3216"/>
+          </w:tcPr>
+          <w:p>
+            <w:r/>
+            <w:r>
+              <w:t>2026-07-17 / 46d</w:t>
+            </w:r>
+          </w:p>
+        </w:tc>
+      </w:tr>
+      <w:tr>
+        <w:tc>
+          <w:tcPr>
+            <w:tcW w:type="dxa" w:w="3216"/>
+          </w:tcPr>
+          <w:p>
+            <w:r/>
+            <w:r>
+              <w:t>Spot / forward</w:t>
+            </w:r>
+          </w:p>
+        </w:tc>
+        <w:tc>
+          <w:tcPr>
+            <w:tcW w:type="dxa" w:w="3216"/>
+          </w:tcPr>
+          <w:p>
+            <w:r/>
+            <w:r>
+              <w:t>$475.31 / $478.892</w:t>
+            </w:r>
+          </w:p>
+        </w:tc>
+        <w:tc>
+          <w:tcPr>
+            <w:tcW w:type="dxa" w:w="3216"/>
+          </w:tcPr>
+          <w:p>
+            <w:r/>
+            <w:r>
+              <w:t>$758.54 / $760.224</w:t>
+            </w:r>
+          </w:p>
+        </w:tc>
+      </w:tr>
+      <w:tr>
+        <w:tc>
+          <w:tcPr>
+            <w:tcW w:type="dxa" w:w="3216"/>
+          </w:tcPr>
+          <w:p>
+            <w:r/>
+            <w:r>
+              <w:t>Risk-free r</w:t>
+            </w:r>
+          </w:p>
+        </w:tc>
+        <w:tc>
+          <w:tcPr>
+            <w:tcW w:type="dxa" w:w="3216"/>
+          </w:tcPr>
+          <w:p>
+            <w:r/>
+            <w:r>
+              <w:t>5.4000%</w:t>
+            </w:r>
+          </w:p>
+        </w:tc>
+        <w:tc>
+          <w:tcPr>
+            <w:tcW w:type="dxa" w:w="3216"/>
+          </w:tcPr>
+          <w:p>
+            <w:r/>
+            <w:r>
+              <w:t>3.6600%</w:t>
+            </w:r>
+          </w:p>
+        </w:tc>
+      </w:tr>
+      <w:tr>
+        <w:tc>
+          <w:tcPr>
+            <w:tcW w:type="dxa" w:w="3216"/>
+          </w:tcPr>
+          <w:p>
+            <w:r/>
+            <w:r>
+              <w:t>Cost of carry b</w:t>
+            </w:r>
+          </w:p>
+        </w:tc>
+        <w:tc>
+          <w:tcPr>
+            <w:tcW w:type="dxa" w:w="3216"/>
+          </w:tcPr>
+          <w:p>
+            <w:r/>
+            <w:r>
+              <w:t>5.5926%</w:t>
+            </w:r>
+          </w:p>
+        </w:tc>
+        <w:tc>
+          <w:tcPr>
+            <w:tcW w:type="dxa" w:w="3216"/>
+          </w:tcPr>
+          <w:p>
+            <w:r/>
+            <w:r>
+              <w:t>1.7601%</w:t>
+            </w:r>
+          </w:p>
+        </w:tc>
+      </w:tr>
+      <w:tr>
+        <w:tc>
+          <w:tcPr>
+            <w:tcW w:type="dxa" w:w="3216"/>
+          </w:tcPr>
+          <w:p>
+            <w:r/>
+            <w:r>
+              <w:t>Implied dividend yield q</w:t>
+            </w:r>
+          </w:p>
+        </w:tc>
+        <w:tc>
+          <w:tcPr>
+            <w:tcW w:type="dxa" w:w="3216"/>
+          </w:tcPr>
+          <w:p>
+            <w:r/>
+            <w:r>
+              <w:t>−0.1926%</w:t>
+            </w:r>
+          </w:p>
+        </w:tc>
+        <w:tc>
+          <w:tcPr>
+            <w:tcW w:type="dxa" w:w="3216"/>
+          </w:tcPr>
+          <w:p>
+            <w:r/>
+            <w:r>
+              <w:t>+1.8999%</w:t>
+            </w:r>
+          </w:p>
+        </w:tc>
+      </w:tr>
+      <w:tr>
+        <w:tc>
+          <w:tcPr>
+            <w:tcW w:type="dxa" w:w="3216"/>
+          </w:tcPr>
+          <w:p>
+            <w:r/>
+            <w:r>
+              <w:t>Carry regime</w:t>
+            </w:r>
+          </w:p>
+        </w:tc>
+        <w:tc>
+          <w:tcPr>
+            <w:tcW w:type="dxa" w:w="3216"/>
+          </w:tcPr>
+          <w:p>
+            <w:r/>
+            <w:r>
+              <w:t>b &gt; r</w:t>
+            </w:r>
+          </w:p>
+        </w:tc>
+        <w:tc>
+          <w:tcPr>
+            <w:tcW w:type="dxa" w:w="3216"/>
+          </w:tcPr>
+          <w:p>
+            <w:r/>
+            <w:r>
+              <w:t>b &lt; r</w:t>
+            </w:r>
+          </w:p>
+        </w:tc>
+      </w:tr>
+      <w:tr>
+        <w:tc>
+          <w:tcPr>
+            <w:tcW w:type="dxa" w:w="3216"/>
+          </w:tcPr>
+          <w:p>
+            <w:r/>
+            <w:r>
+              <w:t>SABR alpha / rho / nu</w:t>
+            </w:r>
+          </w:p>
+        </w:tc>
+        <w:tc>
+          <w:tcPr>
+            <w:tcW w:type="dxa" w:w="3216"/>
+          </w:tcPr>
+          <w:p>
+            <w:r/>
+            <w:r>
+              <w:t>0.109797 / −0.524225 / 2.132810</w:t>
+            </w:r>
+          </w:p>
+        </w:tc>
+        <w:tc>
+          <w:tcPr>
+            <w:tcW w:type="dxa" w:w="3216"/>
+          </w:tcPr>
+          <w:p>
+            <w:r/>
+            <w:r>
+              <w:t>0.136311 / −0.633712 / 2.201313</w:t>
+            </w:r>
+          </w:p>
+        </w:tc>
+      </w:tr>
+      <w:tr>
+        <w:tc>
+          <w:tcPr>
+            <w:tcW w:type="dxa" w:w="3216"/>
+          </w:tcPr>
+          <w:p>
+            <w:r/>
+            <w:r>
+              <w:t>Fit RMSE</w:t>
+            </w:r>
+          </w:p>
+        </w:tc>
+        <w:tc>
+          <w:tcPr>
+            <w:tcW w:type="dxa" w:w="3216"/>
+          </w:tcPr>
+          <w:p>
+            <w:r/>
+            <w:r>
+              <w:t>0.2346 vol points</w:t>
+            </w:r>
+          </w:p>
+        </w:tc>
+        <w:tc>
+          <w:tcPr>
+            <w:tcW w:type="dxa" w:w="3216"/>
+          </w:tcPr>
+          <w:p>
+            <w:r/>
+            <w:r>
+              <w:t>0.2080 vol points</w:t>
+            </w:r>
+          </w:p>
+        </w:tc>
+      </w:tr>
+      <w:tr>
+        <w:tc>
+          <w:tcPr>
+            <w:tcW w:type="dxa" w:w="3216"/>
+          </w:tcPr>
+          <w:p>
+            <w:r/>
+            <w:r>
+              <w:t>Realised vol in window</w:t>
+            </w:r>
+          </w:p>
+        </w:tc>
+        <w:tc>
+          <w:tcPr>
+            <w:tcW w:type="dxa" w:w="3216"/>
+          </w:tcPr>
+          <w:p>
+            <w:r/>
+            <w:r>
+              <w:t>13.14%</w:t>
+            </w:r>
+          </w:p>
+        </w:tc>
+        <w:tc>
+          <w:tcPr>
+            <w:tcW w:type="dxa" w:w="3216"/>
+          </w:tcPr>
+          <w:p>
+            <w:r/>
+            <w:r>
+              <w:t>11.88%</w:t>
+            </w:r>
+          </w:p>
+        </w:tc>
+      </w:tr>
+      <w:tr>
+        <w:tc>
+          <w:tcPr>
+            <w:tcW w:type="dxa" w:w="3216"/>
+          </w:tcPr>
+          <w:p>
+            <w:r/>
+            <w:r>
+              <w:t>Excess kurtosis</w:t>
+            </w:r>
+          </w:p>
+        </w:tc>
+        <w:tc>
+          <w:tcPr>
+            <w:tcW w:type="dxa" w:w="3216"/>
+          </w:tcPr>
+          <w:p>
+            <w:r/>
+            <w:r>
+              <w:t>−0.178</w:t>
+            </w:r>
+          </w:p>
+        </w:tc>
+        <w:tc>
+          <w:tcPr>
+            <w:tcW w:type="dxa" w:w="3216"/>
+          </w:tcPr>
+          <w:p>
+            <w:r/>
+            <w:r>
+              <w:t>+1.569</w:t>
+            </w:r>
+          </w:p>
+        </w:tc>
+      </w:tr>
+      <w:tr>
+        <w:tc>
+          <w:tcPr>
+            <w:tcW w:type="dxa" w:w="3216"/>
+          </w:tcPr>
+          <w:p>
+            <w:r/>
+            <w:r>
+              <w:t>Position</w:t>
+            </w:r>
+          </w:p>
+        </w:tc>
+        <w:tc>
+          <w:tcPr>
+            <w:tcW w:type="dxa" w:w="3216"/>
+          </w:tcPr>
+          <w:p>
+            <w:r/>
+            <w:r>
+              <w:t>+1 × $475 put</w:t>
+            </w:r>
+          </w:p>
+        </w:tc>
+        <w:tc>
+          <w:tcPr>
+            <w:tcW w:type="dxa" w:w="3216"/>
+          </w:tcPr>
+          <w:p>
+            <w:r/>
+            <w:r>
+              <w:t>+1 × $759 put</w:t>
+            </w:r>
+          </w:p>
+        </w:tc>
+      </w:tr>
+      <w:tr>
+        <w:tc>
+          <w:tcPr>
+            <w:tcW w:type="dxa" w:w="3216"/>
+          </w:tcPr>
+          <w:p>
+            <w:r/>
+            <w:r>
+              <w:t>Position value</w:t>
+            </w:r>
+          </w:p>
+        </w:tc>
+        <w:tc>
+          <w:tcPr>
+            <w:tcW w:type="dxa" w:w="3216"/>
+          </w:tcPr>
+          <w:p>
+            <w:r/>
+            <w:r>
+              <w:t>$6.6391</w:t>
+            </w:r>
+          </w:p>
+        </w:tc>
+        <w:tc>
+          <w:tcPr>
+            <w:tcW w:type="dxa" w:w="3216"/>
+          </w:tcPr>
+          <w:p>
+            <w:r/>
+            <w:r>
+              <w:t>$14.4221</w:t>
+            </w:r>
+          </w:p>
+        </w:tc>
+      </w:tr>
+      <w:tr>
+        <w:tc>
+          <w:tcPr>
+            <w:tcW w:type="dxa" w:w="3216"/>
+          </w:tcPr>
+          <w:p>
+            <w:r/>
+            <w:r>
+              <w:t>99% one-day VaR</w:t>
+            </w:r>
+          </w:p>
+        </w:tc>
+        <w:tc>
+          <w:tcPr>
+            <w:tcW w:type="dxa" w:w="3216"/>
+          </w:tcPr>
+          <w:p>
+            <w:r/>
+            <w:r>
+              <w:t>$2.4488  (36.89%)</w:t>
+            </w:r>
+          </w:p>
+        </w:tc>
+        <w:tc>
+          <w:tcPr>
+            <w:tcW w:type="dxa" w:w="3216"/>
+          </w:tcPr>
+          <w:p>
+            <w:r/>
+            <w:r>
+              <w:t>$4.1216  (28.58%)</w:t>
+            </w:r>
+          </w:p>
+        </w:tc>
+      </w:tr>
+      <w:tr>
+        <w:tc>
+          <w:tcPr>
+            <w:tcW w:type="dxa" w:w="3216"/>
+          </w:tcPr>
+          <w:p>
+            <w:r/>
+            <w:r>
+              <w:t>Expected shortfall</w:t>
+            </w:r>
+          </w:p>
+        </w:tc>
+        <w:tc>
+          <w:tcPr>
+            <w:tcW w:type="dxa" w:w="3216"/>
+          </w:tcPr>
+          <w:p>
+            <w:r/>
+            <w:r>
+              <w:t>$2.5805</w:t>
+            </w:r>
+          </w:p>
+        </w:tc>
+        <w:tc>
+          <w:tcPr>
+            <w:tcW w:type="dxa" w:w="3216"/>
+          </w:tcPr>
+          <w:p>
+            <w:r/>
+            <w:r>
+              <w:t>$5.3674</w:t>
+            </w:r>
+          </w:p>
+        </w:tc>
+      </w:tr>
+      <w:tr>
+        <w:tc>
+          <w:tcPr>
+            <w:tcW w:type="dxa" w:w="3216"/>
+          </w:tcPr>
+          <w:p>
+            <w:r/>
+            <w:r>
+              <w:t>Worst scenario P&amp;L</w:t>
+            </w:r>
+          </w:p>
+        </w:tc>
+        <w:tc>
+          <w:tcPr>
+            <w:tcW w:type="dxa" w:w="3216"/>
+          </w:tcPr>
+          <w:p>
+            <w:r/>
+            <w:r>
+              <w:t>−$2.7719</w:t>
+            </w:r>
+          </w:p>
+        </w:tc>
+        <w:tc>
+          <w:tcPr>
+            <w:tcW w:type="dxa" w:w="3216"/>
+          </w:tcPr>
+          <w:p>
+            <w:r/>
+            <w:r>
+              <w:t>−$6.0986</w:t>
+            </w:r>
+          </w:p>
+        </w:tc>
+      </w:tr>
+      <w:tr>
+        <w:tc>
+          <w:tcPr>
+            <w:tcW w:type="dxa" w:w="3216"/>
+          </w:tcPr>
+          <w:p>
+            <w:r/>
+            <w:r>
+              <w:t>Stress-window VaR</w:t>
+            </w:r>
+          </w:p>
+        </w:tc>
+        <w:tc>
+          <w:tcPr>
+            <w:tcW w:type="dxa" w:w="3216"/>
+          </w:tcPr>
+          <w:p>
+            <w:r/>
+            <w:r>
+              <w:t>$4.9321  (2.01×)</w:t>
+            </w:r>
+          </w:p>
+        </w:tc>
+        <w:tc>
+          <w:tcPr>
+            <w:tcW w:type="dxa" w:w="3216"/>
+          </w:tcPr>
+          <w:p>
+            <w:r/>
+            <w:r>
+              <w:t>$5.2226  (1.27×)</w:t>
+            </w:r>
+          </w:p>
+        </w:tc>
+      </w:tr>
+    </w:tbl>
+    <w:p>
+      <w:r>
+        <w:rPr>
+          <w:b/>
+        </w:rPr>
+        <w:t>The dollar VaRs are not comparable</w:t>
+      </w:r>
+      <w:r>
+        <w:rPr>
+          <w:b w:val="0"/>
+        </w:rPr>
+        <w:t xml:space="preserve"> — different strikes on a different underlying level, and marginally different moneyness sign (the 2023 put is 0.065% out of the money, the 2026 put 0.061% in). VaR as a percentage of position value is the like-for-like number, and by it the second case is the </w:t>
+      </w:r>
+      <w:r>
+        <w:rPr>
+          <w:b/>
+        </w:rPr>
+        <w:t>less</w:t>
+      </w:r>
+      <w:r>
+        <w:rPr>
+          <w:b w:val="0"/>
+        </w:rPr>
+        <w:t xml:space="preserve"> risky of the two.</w:t>
+      </w:r>
+    </w:p>
+    <w:p>
+      <w:pPr>
+        <w:pStyle w:val="Heading2"/>
+      </w:pPr>
+      <w:r>
+        <w:t>Differences that are genuinely the market</w:t>
+      </w:r>
+    </w:p>
+    <w:tbl>
+      <w:tblPr>
+        <w:tblStyle w:val="LightGrid-Accent1"/>
+        <w:tblW w:type="auto" w:w="0"/>
+        <w:tblLook w:firstColumn="1" w:firstRow="1" w:lastColumn="0" w:lastRow="0" w:noHBand="0" w:noVBand="1" w:val="04A0"/>
+      </w:tblPr>
+      <w:tblGrid>
+        <w:gridCol w:w="4824"/>
+        <w:gridCol w:w="4824"/>
+      </w:tblGrid>
+      <w:tr>
+        <w:tc>
+          <w:tcPr>
+            <w:tcW w:type="dxa" w:w="4824"/>
+          </w:tcPr>
+          <w:p>
+            <w:r/>
+            <w:r>
+              <w:rPr>
+                <w:b/>
+              </w:rPr>
+              <w:t>What changed</w:t>
+            </w:r>
+          </w:p>
+        </w:tc>
+        <w:tc>
+          <w:tcPr>
+            <w:tcW w:type="dxa" w:w="4824"/>
+          </w:tcPr>
+          <w:p>
+            <w:r/>
+            <w:r>
+              <w:rPr>
+                <w:b/>
+              </w:rPr>
+              <w:t>Evidence it is real</w:t>
+            </w:r>
+          </w:p>
+        </w:tc>
+      </w:tr>
+      <w:tr>
+        <w:tc>
+          <w:tcPr>
+            <w:tcW w:type="dxa" w:w="4824"/>
+          </w:tcPr>
+          <w:p>
+            <w:r/>
+            <w:r>
+              <w:t>The carry regime flips, b &gt; r to b &lt; r</w:t>
+            </w:r>
+          </w:p>
+        </w:tc>
+        <w:tc>
+          <w:tcPr>
+            <w:tcW w:type="dxa" w:w="4824"/>
+          </w:tcPr>
+          <w:p>
+            <w:r/>
+            <w:r>
+              <w:t>A calendar fact. No SPY ex-dividend date falls between 2023-12-29 and 2024-02-16; one falls between 2026-06-01 and 2026-07-17. The implied yield of +1.90% annualised is $1.82 of dividend on a $758.54 underlying — SPY's actual quarterly payout. It falls out of put-call parity; nothing in the calibration forces it.</w:t>
+            </w:r>
+          </w:p>
+        </w:tc>
+      </w:tr>
+      <w:tr>
+        <w:tc>
+          <w:tcPr>
+            <w:tcW w:type="dxa" w:w="4824"/>
+          </w:tcPr>
+          <w:p>
+            <w:r/>
+            <w:r>
+              <w:t>Rates fell, 5.40% → 3.66%</w:t>
+            </w:r>
+          </w:p>
+        </w:tc>
+        <w:tc>
+          <w:tcPr>
+            <w:tcW w:type="dxa" w:w="4824"/>
+          </w:tcPr>
+          <w:p>
+            <w:r/>
+            <w:r>
+              <w:t>Pinned externally from the same FRED DGS3MO series in both cases.</w:t>
+            </w:r>
+          </w:p>
+        </w:tc>
+      </w:tr>
+      <w:tr>
+        <w:tc>
+          <w:tcPr>
+            <w:tcW w:type="dxa" w:w="4824"/>
+          </w:tcPr>
+          <w:p>
+            <w:r/>
+            <w:r>
+              <w:t>Skew steepened, rho −0.524 → −0.634</w:t>
+            </w:r>
+          </w:p>
+        </w:tc>
+        <w:tc>
+          <w:tcPr>
+            <w:tcW w:type="dxa" w:w="4824"/>
+          </w:tcPr>
+          <w:p>
+            <w:r/>
+            <w:r>
+              <w:t>Implied vol rose 11.76% → 13.94% against LOWER realised vol in the window, 13.14% → 11.88%. A higher implied on a calmer realised window is a real feature of the surface.</w:t>
+            </w:r>
+          </w:p>
+        </w:tc>
+      </w:tr>
+      <w:tr>
+        <w:tc>
+          <w:tcPr>
+            <w:tcW w:type="dxa" w:w="4824"/>
+          </w:tcPr>
+          <w:p>
+            <w:r/>
+            <w:r>
+              <w:t>Tails changed shape, excess kurtosis −0.18 → +1.57</w:t>
+            </w:r>
+          </w:p>
+        </w:tc>
+        <w:tc>
+          <w:tcPr>
+            <w:tcW w:type="dxa" w:w="4824"/>
+          </w:tcPr>
+          <w:p>
+            <w:r/>
+            <w:r>
+              <w:t>The sharpest regime difference. Both windows are calm by volatility; the second is calm in a fat-tailed way.</w:t>
+            </w:r>
+          </w:p>
+        </w:tc>
+      </w:tr>
+      <w:tr>
+        <w:tc>
+          <w:tcPr>
+            <w:tcW w:type="dxa" w:w="4824"/>
+          </w:tcPr>
+          <w:p>
+            <w:r/>
+            <w:r>
+              <w:t>Stress ratio 2.01× → 1.27×</w:t>
+            </w:r>
+          </w:p>
+        </w:tc>
+        <w:tc>
+          <w:tcPr>
+            <w:tcW w:type="dxa" w:w="4824"/>
+          </w:tcPr>
+          <w:p>
+            <w:r/>
+            <w:r>
+              <w:t>The dataset, not the method. The original could reach 2020; the Databento pull spans 17 months, so its harshest window contains April 2025 — a smaller event, not a different behaviour.</w:t>
+            </w:r>
+          </w:p>
+        </w:tc>
+      </w:tr>
+    </w:tbl>
+    <w:p>
+      <w:pPr>
+        <w:pStyle w:val="Heading2"/>
+      </w:pPr>
+      <w:r>
+        <w:t>Differences that are the data source — bounded, and small</w:t>
+      </w:r>
+    </w:p>
+    <w:p>
+      <w:r>
+        <w:rPr>
+          <w:b w:val="0"/>
+        </w:rPr>
+        <w:t xml:space="preserve">Phase 9 measured this directly rather than arguing it. Median mid price difference </w:t>
+      </w:r>
+      <w:r>
+        <w:rPr>
+          <w:b/>
+        </w:rPr>
+        <w:t>$0.0000</w:t>
+      </w:r>
+      <w:r>
+        <w:rPr>
+          <w:b w:val="0"/>
+        </w:rPr>
+        <w:t xml:space="preserve"> across 151 common strikes, median implied-vol difference </w:t>
+      </w:r>
+      <w:r>
+        <w:rPr>
+          <w:b/>
+        </w:rPr>
+        <w:t>0.0000 vol points</w:t>
+      </w:r>
+      <w:r>
+        <w:rPr>
+          <w:b w:val="0"/>
+        </w:rPr>
+        <w:t xml:space="preserve">, parity forward apart by </w:t>
+      </w:r>
+      <w:r>
+        <w:rPr>
+          <w:b/>
+        </w:rPr>
+        <w:t>0.89 bp</w:t>
+      </w:r>
+      <w:r>
+        <w:rPr>
+          <w:b w:val="0"/>
+        </w:rPr>
+        <w:t>. Stage B removed one further doubt: UNDERLYING_LAST is an observed close, not a derived quantity, and where the derivation was checked against it the two agreed to a median $0.16 with a return correlation of 0.9954.</w:t>
+      </w:r>
+    </w:p>
+    <w:p>
+      <w:r>
+        <w:rPr>
+          <w:b w:val="0"/>
+        </w:rPr>
+        <w:t xml:space="preserve">Set against differences of 68% in dollar VaR and 8.3 percentage points in VaR-to-position, a forward agreeing to 0.89 bp and IVs whose median difference is exactly zero cannot be carrying the result. </w:t>
+      </w:r>
+      <w:r>
+        <w:rPr>
+          <w:b/>
+        </w:rPr>
+        <w:t>The two cases differ because the market differed.</w:t>
+      </w:r>
+    </w:p>
+    <w:p>
+      <w:pPr>
+        <w:pStyle w:val="Heading2"/>
+      </w:pPr>
+      <w:r>
+        <w:t>What the second case establishes</w:t>
+      </w:r>
+    </w:p>
+    <w:tbl>
+      <w:tblPr>
+        <w:tblStyle w:val="LightGrid-Accent1"/>
+        <w:tblW w:type="auto" w:w="0"/>
+        <w:tblLook w:firstColumn="1" w:firstRow="1" w:lastColumn="0" w:lastRow="0" w:noHBand="0" w:noVBand="1" w:val="04A0"/>
+      </w:tblPr>
+      <w:tblGrid>
+        <w:gridCol w:w="4824"/>
+        <w:gridCol w:w="4824"/>
+      </w:tblGrid>
+      <w:tr>
+        <w:tc>
+          <w:tcPr>
+            <w:tcW w:type="dxa" w:w="4824"/>
+          </w:tcPr>
+          <w:p>
+            <w:r/>
+            <w:r>
+              <w:rPr>
+                <w:b/>
+              </w:rPr>
+              <w:t>Claim</w:t>
+            </w:r>
+          </w:p>
+        </w:tc>
+        <w:tc>
+          <w:tcPr>
+            <w:tcW w:type="dxa" w:w="4824"/>
+          </w:tcPr>
+          <w:p>
+            <w:r/>
+            <w:r>
+              <w:rPr>
+                <w:b/>
+              </w:rPr>
+              <w:t>Support</w:t>
+            </w:r>
+          </w:p>
+        </w:tc>
+      </w:tr>
+      <w:tr>
+        <w:tc>
+          <w:tcPr>
+            <w:tcW w:type="dxa" w:w="4824"/>
+          </w:tcPr>
+          <w:p>
+            <w:r/>
+            <w:r>
+              <w:t>The methodology transfers</w:t>
+            </w:r>
+          </w:p>
+        </w:tc>
+        <w:tc>
+          <w:tcPr>
+            <w:tcW w:type="dxa" w:w="4824"/>
+          </w:tcPr>
+          <w:p>
+            <w:r/>
+            <w:r>
+              <w:t>sabr.py, baw.py, historical_sim.py and var.py ran completely unchanged. Only configs/ and the dataset moved.</w:t>
+            </w:r>
+          </w:p>
+        </w:tc>
+      </w:tr>
+      <w:tr>
+        <w:tc>
+          <w:tcPr>
+            <w:tcW w:type="dxa" w:w="4824"/>
+          </w:tcPr>
+          <w:p>
+            <w:r/>
+            <w:r>
+              <w:t>The pipeline is not overfitted to its original inputs</w:t>
+            </w:r>
+          </w:p>
+        </w:tc>
+        <w:tc>
+          <w:tcPr>
+            <w:tcW w:type="dxa" w:w="4824"/>
+          </w:tcPr>
+          <w:p>
+            <w:r/>
+            <w:r>
+              <w:t>All 197 out-of-the-money strikes inverted, none failed. The SABR fit is better on the new data: RMSE 0.2080 vs 0.2346.</w:t>
+            </w:r>
+          </w:p>
+        </w:tc>
+      </w:tr>
+      <w:tr>
+        <w:tc>
+          <w:tcPr>
+            <w:tcW w:type="dxa" w:w="4824"/>
+          </w:tcPr>
+          <w:p>
+            <w:r/>
+            <w:r>
+              <w:t>The Phase 4 lookback warning generalises</w:t>
+            </w:r>
+          </w:p>
+        </w:tc>
+        <w:tc>
+          <w:tcPr>
+            <w:tcW w:type="dxa" w:w="4824"/>
+          </w:tcPr>
+          <w:p>
+            <w:r/>
+            <w:r>
+              <w:t>Demonstrated inside ONE continuous dataset: the April 2025 selloff (−5.85%, then +10.50%) sits at sessions 63–68, is inside the window for reference dates up to about 2026-03, and has aged out by 2026-06-01 — the 1st-percentile return halving from −3.56% to −1.75%.</w:t>
+            </w:r>
+          </w:p>
+        </w:tc>
+      </w:tr>
+      <w:tr>
+        <w:tc>
+          <w:tcPr>
+            <w:tcW w:type="dxa" w:w="4824"/>
+          </w:tcPr>
+          <w:p>
+            <w:r/>
+            <w:r>
+              <w:t>The vendor's crossover kink was the vendor's</w:t>
+            </w:r>
+          </w:p>
+        </w:tc>
+        <w:tc>
+          <w:tcPr>
+            <w:tcW w:type="dxa" w:w="4824"/>
+          </w:tcPr>
+          <w:p>
+            <w:r/>
+            <w:r>
+              <w:t>In 2026 both the pre- and post-correction gaps carry the correct negative sign. An internally consistent starting point does not produce the kink.</w:t>
+            </w:r>
+          </w:p>
+        </w:tc>
+      </w:tr>
+    </w:tbl>
+    <w:p>
+      <w:pPr>
+        <w:pStyle w:val="Heading2"/>
+      </w:pPr>
+      <w:r>
+        <w:t>What it does not establish</w:t>
+      </w:r>
+    </w:p>
+    <w:tbl>
+      <w:tblPr>
+        <w:tblStyle w:val="LightGrid-Accent1"/>
+        <w:tblW w:type="auto" w:w="0"/>
+        <w:tblLook w:firstColumn="1" w:firstRow="1" w:lastColumn="0" w:lastRow="0" w:noHBand="0" w:noVBand="1" w:val="04A0"/>
+      </w:tblPr>
+      <w:tblGrid>
+        <w:gridCol w:w="4824"/>
+        <w:gridCol w:w="4824"/>
+      </w:tblGrid>
+      <w:tr>
+        <w:tc>
+          <w:tcPr>
+            <w:tcW w:type="dxa" w:w="4824"/>
+          </w:tcPr>
+          <w:p>
+            <w:r/>
+            <w:r>
+              <w:rPr>
+                <w:b/>
+              </w:rPr>
+              <w:t>Limit</w:t>
+            </w:r>
+          </w:p>
+        </w:tc>
+        <w:tc>
+          <w:tcPr>
+            <w:tcW w:type="dxa" w:w="4824"/>
+          </w:tcPr>
+          <w:p>
+            <w:r/>
+            <w:r>
+              <w:rPr>
+                <w:b/>
+              </w:rPr>
+              <w:t>Detail</w:t>
+            </w:r>
+          </w:p>
+        </w:tc>
+      </w:tr>
+      <w:tr>
+        <w:tc>
+          <w:tcPr>
+            <w:tcW w:type="dxa" w:w="4824"/>
+          </w:tcPr>
+          <w:p>
+            <w:r/>
+            <w:r>
+              <w:t>One position each</w:t>
+            </w:r>
+          </w:p>
+        </w:tc>
+        <w:tc>
+          <w:tcPr>
+            <w:tcW w:type="dxa" w:w="4824"/>
+          </w:tcPr>
+          <w:p>
+            <w:r/>
+            <w:r>
+              <w:t>Two single options, not portfolios. Phase 7 remains skipped.</w:t>
+            </w:r>
+          </w:p>
+        </w:tc>
+      </w:tr>
+      <w:tr>
+        <w:tc>
+          <w:tcPr>
+            <w:tcW w:type="dxa" w:w="4824"/>
+          </w:tcPr>
+          <w:p>
+            <w:r/>
+            <w:r>
+              <w:t>The vol surface is still frozen in both runs</w:t>
+            </w:r>
+          </w:p>
+        </w:tc>
+        <w:tc>
+          <w:tcPr>
+            <w:tcW w:type="dxa" w:w="4824"/>
+          </w:tcPr>
+          <w:p>
+            <w:r/>
+            <w:r>
+              <w:t>Scenario P&amp;L carries spot risk and the smile's response to spot, no independent volatility risk.</w:t>
+            </w:r>
+          </w:p>
+        </w:tc>
+      </w:tr>
+      <w:tr>
+        <w:tc>
+          <w:tcPr>
+            <w:tcW w:type="dxa" w:w="4824"/>
+          </w:tcPr>
+          <w:p>
+            <w:r/>
+            <w:r>
+              <w:t>The stress windows are not comparable to each other</w:t>
+            </w:r>
+          </w:p>
+        </w:tc>
+        <w:tc>
+          <w:tcPr>
+            <w:tcW w:type="dxa" w:w="4824"/>
+          </w:tcPr>
+          <w:p>
+            <w:r/>
+            <w:r>
+              <w:t>2020 and April 2025 are different magnitudes of event; 2.01× and 1.27× should not be read against one another.</w:t>
+            </w:r>
+          </w:p>
+        </w:tc>
+      </w:tr>
+      <w:tr>
+        <w:tc>
+          <w:tcPr>
+            <w:tcW w:type="dxa" w:w="4824"/>
+          </w:tcPr>
+          <w:p>
+            <w:r/>
+            <w:r>
+              <w:t>The 2026 case has no external price benchmark</w:t>
+            </w:r>
+          </w:p>
+        </w:tc>
+        <w:tc>
+          <w:tcPr>
+            <w:tcW w:type="dxa" w:w="4824"/>
+          </w:tcPr>
+          <w:p>
+            <w:r/>
+            <w:r>
+              <w:t>2023-12-29 can be checked against two sources. 2026-06-01 rests on one, cross-validated only in the sense that the source was verified on a different date.</w:t>
+            </w:r>
+          </w:p>
+        </w:tc>
+      </w:tr>
+    </w:tbl>
+    <w:p>
+      <w:pPr>
+        <w:pStyle w:val="Heading2"/>
+      </w:pPr>
+      <w:r>
+        <w:t>The two cases at a glance</w:t>
+      </w:r>
+    </w:p>
+    <w:p>
+      <w:pPr>
+        <w:jc w:val="center"/>
+      </w:pPr>
+      <w:r>
+        <w:drawing>
+          <wp:inline xmlns:a="http://schemas.openxmlformats.org/drawingml/2006/main" xmlns:pic="http://schemas.openxmlformats.org/drawingml/2006/picture">
+            <wp:extent cx="5852160" cy="7011338"/>
+            <wp:docPr id="10" name="Picture 10"/>
+            <wp:cNvGraphicFramePr>
+              <a:graphicFrameLocks noChangeAspect="1"/>
+            </wp:cNvGraphicFramePr>
+            <a:graphic>
+              <a:graphicData uri="http://schemas.openxmlformats.org/drawingml/2006/picture">
+                <pic:pic>
+                  <pic:nvPicPr>
+                    <pic:cNvPr id="0" name="summary_table.png"/>
+                    <pic:cNvPicPr/>
+                  </pic:nvPicPr>
+                  <pic:blipFill>
+                    <a:blip r:embed="rId17"/>
+                    <a:stretch>
+                      <a:fillRect/>
+                    </a:stretch>
+                  </pic:blipFill>
+                  <pic:spPr>
+                    <a:xfrm>
+                      <a:off x="0" y="0"/>
+                      <a:ext cx="5852160" cy="7011338"/>
+                    </a:xfrm>
+                    <a:prstGeom prst="rect"/>
+                  </pic:spPr>
+                </pic:pic>
+              </a:graphicData>
+            </a:graphic>
+          </wp:inline>
+        </w:drawing>
+      </w:r>
+    </w:p>
+    <w:p>
+      <w:pPr>
+        <w:jc w:val="center"/>
+      </w:pPr>
+      <w:r>
+        <w:rPr>
+          <w:i/>
+          <w:sz w:val="18"/>
+        </w:rPr>
+        <w:t>summary_table.png — the 2023-12-29 case, OptionsDX-sourced</w:t>
+      </w:r>
+    </w:p>
+    <w:p>
+      <w:pPr>
+        <w:jc w:val="center"/>
+      </w:pPr>
+      <w:r>
+        <w:drawing>
+          <wp:inline xmlns:a="http://schemas.openxmlformats.org/drawingml/2006/main" xmlns:pic="http://schemas.openxmlformats.org/drawingml/2006/picture">
+            <wp:extent cx="5852160" cy="7011338"/>
+            <wp:docPr id="11" name="Picture 11"/>
+            <wp:cNvGraphicFramePr>
+              <a:graphicFrameLocks noChangeAspect="1"/>
+            </wp:cNvGraphicFramePr>
+            <a:graphic>
+              <a:graphicData uri="http://schemas.openxmlformats.org/drawingml/2006/picture">
+                <pic:pic>
+                  <pic:nvPicPr>
+                    <pic:cNvPr id="0" name="summary_table.png"/>
+                    <pic:cNvPicPr/>
+                  </pic:nvPicPr>
+                  <pic:blipFill>
+                    <a:blip r:embed="rId18"/>
+                    <a:stretch>
+                      <a:fillRect/>
+                    </a:stretch>
+                  </pic:blipFill>
+                  <pic:spPr>
+                    <a:xfrm>
+                      <a:off x="0" y="0"/>
+                      <a:ext cx="5852160" cy="7011338"/>
+                    </a:xfrm>
+                    <a:prstGeom prst="rect"/>
+                  </pic:spPr>
+                </pic:pic>
+              </a:graphicData>
+            </a:graphic>
+          </wp:inline>
+        </w:drawing>
+      </w:r>
+    </w:p>
+    <w:p>
+      <w:pPr>
+        <w:jc w:val="center"/>
+      </w:pPr>
+      <w:r>
+        <w:rPr>
+          <w:i/>
+          <w:sz w:val="18"/>
+        </w:rPr>
+        <w:t>summary_table.png — the 2026-06-01 case, Databento-sourced</w:t>
+      </w:r>
+    </w:p>
+    <w:p>
+      <w:pPr>
+        <w:pStyle w:val="Heading1"/>
+      </w:pPr>
+      <w:r>
+        <w:t>8. Complete assumptions and deviations</w:t>
       </w:r>
     </w:p>
     <w:p>
@@ -14186,14 +16622,625 @@
     </w:p>
     <w:p>
       <w:pPr>
+        <w:pStyle w:val="Heading2"/>
+      </w:pPr>
+      <w:r>
+        <w:t>Second dataset and the Databento extension</w:t>
+      </w:r>
+    </w:p>
+    <w:p>
+      <w:r>
+        <w:rPr>
+          <w:b w:val="0"/>
+        </w:rPr>
+        <w:t>Assumptions 1–28 above apply to both reference cases. These apply only to the Databento-sourced case, and are listed separately for that reason.</w:t>
+      </w:r>
+    </w:p>
+    <w:tbl>
+      <w:tblPr>
+        <w:tblStyle w:val="LightGrid-Accent1"/>
+        <w:tblW w:type="auto" w:w="0"/>
+        <w:tblLook w:firstColumn="1" w:firstRow="1" w:lastColumn="0" w:lastRow="0" w:noHBand="0" w:noVBand="1" w:val="04A0"/>
+      </w:tblPr>
+      <w:tblGrid>
+        <w:gridCol w:w="1930"/>
+        <w:gridCol w:w="1930"/>
+        <w:gridCol w:w="1930"/>
+        <w:gridCol w:w="1930"/>
+        <w:gridCol w:w="1930"/>
+      </w:tblGrid>
+      <w:tr>
+        <w:tc>
+          <w:tcPr>
+            <w:tcW w:type="dxa" w:w="1930"/>
+          </w:tcPr>
+          <w:p>
+            <w:r/>
+            <w:r>
+              <w:rPr>
+                <w:b/>
+              </w:rPr>
+              <w:t>#</w:t>
+            </w:r>
+          </w:p>
+        </w:tc>
+        <w:tc>
+          <w:tcPr>
+            <w:tcW w:type="dxa" w:w="1930"/>
+          </w:tcPr>
+          <w:p>
+            <w:r/>
+            <w:r>
+              <w:rPr>
+                <w:b/>
+              </w:rPr>
+              <w:t>Type</w:t>
+            </w:r>
+          </w:p>
+        </w:tc>
+        <w:tc>
+          <w:tcPr>
+            <w:tcW w:type="dxa" w:w="1930"/>
+          </w:tcPr>
+          <w:p>
+            <w:r/>
+            <w:r>
+              <w:rPr>
+                <w:b/>
+              </w:rPr>
+              <w:t>What</w:t>
+            </w:r>
+          </w:p>
+        </w:tc>
+        <w:tc>
+          <w:tcPr>
+            <w:tcW w:type="dxa" w:w="1930"/>
+          </w:tcPr>
+          <w:p>
+            <w:r/>
+            <w:r>
+              <w:rPr>
+                <w:b/>
+              </w:rPr>
+              <w:t>Why</w:t>
+            </w:r>
+          </w:p>
+        </w:tc>
+        <w:tc>
+          <w:tcPr>
+            <w:tcW w:type="dxa" w:w="1930"/>
+          </w:tcPr>
+          <w:p>
+            <w:r/>
+            <w:r>
+              <w:rPr>
+                <w:b/>
+              </w:rPr>
+              <w:t>Measured impact</w:t>
+            </w:r>
+          </w:p>
+        </w:tc>
+      </w:tr>
+      <w:tr>
+        <w:tc>
+          <w:tcPr>
+            <w:tcW w:type="dxa" w:w="1930"/>
+          </w:tcPr>
+          <w:p>
+            <w:r/>
+            <w:r>
+              <w:t>29</w:t>
+            </w:r>
+          </w:p>
+        </w:tc>
+        <w:tc>
+          <w:tcPr>
+            <w:tcW w:type="dxa" w:w="1930"/>
+          </w:tcPr>
+          <w:p>
+            <w:r/>
+            <w:r>
+              <w:t>approximation</w:t>
+            </w:r>
+          </w:p>
+        </w:tc>
+        <w:tc>
+          <w:tcPr>
+            <w:tcW w:type="dxa" w:w="1930"/>
+          </w:tcPr>
+          <w:p>
+            <w:r/>
+            <w:r>
+              <w:t>A 3-minute pre-close window (15:57–16:00 ET) stands in for an end-of-day snapshot</w:t>
+            </w:r>
+          </w:p>
+        </w:tc>
+        <w:tc>
+          <w:tcPr>
+            <w:tcW w:type="dxa" w:w="1930"/>
+          </w:tcPr>
+          <w:p>
+            <w:r/>
+            <w:r>
+              <w:t>OPRA is a quote feed, not an EOD product. The last three minutes are the densest part of the session and the closest available analogue to the vendor's 16:00 stamp.</w:t>
+            </w:r>
+          </w:p>
+        </w:tc>
+        <w:tc>
+          <w:tcPr>
+            <w:tcW w:type="dxa" w:w="1930"/>
+          </w:tcPr>
+          <w:p>
+            <w:r/>
+            <w:r>
+              <w:t>Against OptionsDX on the same date, median mid difference $0.0000; the largest single difference was $0.07 on the reference put</w:t>
+            </w:r>
+          </w:p>
+        </w:tc>
+      </w:tr>
+      <w:tr>
+        <w:tc>
+          <w:tcPr>
+            <w:tcW w:type="dxa" w:w="1930"/>
+          </w:tcPr>
+          <w:p>
+            <w:r/>
+            <w:r>
+              <w:t>30</w:t>
+            </w:r>
+          </w:p>
+        </w:tc>
+        <w:tc>
+          <w:tcPr>
+            <w:tcW w:type="dxa" w:w="1930"/>
+          </w:tcPr>
+          <w:p>
+            <w:r/>
+            <w:r>
+              <w:t>deviation</w:t>
+            </w:r>
+          </w:p>
+        </w:tc>
+        <w:tc>
+          <w:tcPr>
+            <w:tcW w:type="dxa" w:w="1930"/>
+          </w:tcPr>
+          <w:p>
+            <w:r/>
+            <w:r>
+              <w:t>Each contract's LAST minute bar is kept, not the final timestamp's rows</w:t>
+            </w:r>
+          </w:p>
+        </w:tc>
+        <w:tc>
+          <w:tcPr>
+            <w:tcW w:type="dxa" w:w="1930"/>
+          </w:tcPr>
+          <w:p>
+            <w:r/>
+            <w:r>
+              <w:t>A contract quoted only in an earlier bar keeps that quote rather than being dropped.</w:t>
+            </w:r>
+          </w:p>
+        </w:tc>
+        <w:tc>
+          <w:tcPr>
+            <w:tcW w:type="dxa" w:w="1930"/>
+          </w:tcPr>
+          <w:p>
+            <w:r/>
+            <w:r>
+              <w:t>Recovers thinly quoted strikes that a timestamp filter would discard</w:t>
+            </w:r>
+          </w:p>
+        </w:tc>
+      </w:tr>
+      <w:tr>
+        <w:tc>
+          <w:tcPr>
+            <w:tcW w:type="dxa" w:w="1930"/>
+          </w:tcPr>
+          <w:p>
+            <w:r/>
+            <w:r>
+              <w:t>31</w:t>
+            </w:r>
+          </w:p>
+        </w:tc>
+        <w:tc>
+          <w:tcPr>
+            <w:tcW w:type="dxa" w:w="1930"/>
+          </w:tcPr>
+          <w:p>
+            <w:r/>
+            <w:r>
+              <w:t>deviation</w:t>
+            </w:r>
+          </w:p>
+        </w:tc>
+        <w:tc>
+          <w:tcPr>
+            <w:tcW w:type="dxa" w:w="1930"/>
+          </w:tcPr>
+          <w:p>
+            <w:r/>
+            <w:r>
+              <w:t>NYSE early closes are listed explicitly and pulled at the 13:00 ET close</w:t>
+            </w:r>
+          </w:p>
+        </w:tc>
+        <w:tc>
+          <w:tcPr>
+            <w:tcW w:type="dxa" w:w="1930"/>
+          </w:tcPr>
+          <w:p>
+            <w:r/>
+            <w:r>
+              <w:t>About three days a year the exchange shuts at 1pm. The day is still a trading day, so a 16:00 window looks ordinary while sitting three hours after the bell.</w:t>
+            </w:r>
+          </w:p>
+        </w:tc>
+        <w:tc>
+          <w:tcPr>
+            <w:tcW w:type="dxa" w:w="1930"/>
+          </w:tcPr>
+          <w:p>
+            <w:r/>
+            <w:r>
+              <w:t>3 sessions in range; all returned no data at 16:00 and normal volumes at 13:00</w:t>
+            </w:r>
+          </w:p>
+        </w:tc>
+      </w:tr>
+      <w:tr>
+        <w:tc>
+          <w:tcPr>
+            <w:tcW w:type="dxa" w:w="1930"/>
+          </w:tcPr>
+          <w:p>
+            <w:r/>
+            <w:r>
+              <w:t>32</w:t>
+            </w:r>
+          </w:p>
+        </w:tc>
+        <w:tc>
+          <w:tcPr>
+            <w:tcW w:type="dxa" w:w="1930"/>
+          </w:tcPr>
+          <w:p>
+            <w:r/>
+            <w:r>
+              <w:t>deviation</w:t>
+            </w:r>
+          </w:p>
+        </w:tc>
+        <w:tc>
+          <w:tcPr>
+            <w:tcW w:type="dxa" w:w="1930"/>
+          </w:tcPr>
+          <w:p>
+            <w:r/>
+            <w:r>
+              <w:t>One-off full closures are listed explicitly and excluded</w:t>
+            </w:r>
+          </w:p>
+        </w:tc>
+        <w:tc>
+          <w:tcPr>
+            <w:tcW w:type="dxa" w:w="1930"/>
+          </w:tcPr>
+          <w:p>
+            <w:r/>
+            <w:r>
+              <w:t>The derived calendar applies holiday rules and cannot know about state funerals or weather.</w:t>
+            </w:r>
+          </w:p>
+        </w:tc>
+        <w:tc>
+          <w:tcPr>
+            <w:tcW w:type="dxa" w:w="1930"/>
+          </w:tcPr>
+          <w:p>
+            <w:r/>
+            <w:r>
+              <w:t>1 session: 2025-01-09, the day of mourning for President Carter</w:t>
+            </w:r>
+          </w:p>
+        </w:tc>
+      </w:tr>
+      <w:tr>
+        <w:tc>
+          <w:tcPr>
+            <w:tcW w:type="dxa" w:w="1930"/>
+          </w:tcPr>
+          <w:p>
+            <w:r/>
+            <w:r>
+              <w:t>33</w:t>
+            </w:r>
+          </w:p>
+        </w:tc>
+        <w:tc>
+          <w:tcPr>
+            <w:tcW w:type="dxa" w:w="1930"/>
+          </w:tcPr>
+          <w:p>
+            <w:r/>
+            <w:r>
+              <w:t>deviation</w:t>
+            </w:r>
+          </w:p>
+        </w:tc>
+        <w:tc>
+          <w:tcPr>
+            <w:tcW w:type="dxa" w:w="1930"/>
+          </w:tcPr>
+          <w:p>
+            <w:r/>
+            <w:r>
+              <w:t>UNDERLYING_LAST is SPY's observed consolidated close (EQUS.SUMMARY), not derived and not single-venue</w:t>
+            </w:r>
+          </w:p>
+        </w:tc>
+        <w:tc>
+          <w:tcPr>
+            <w:tcW w:type="dxa" w:w="1930"/>
+          </w:tcPr>
+          <w:p>
+            <w:r/>
+            <w:r>
+              <w:t>OPRA carries no underlying price. A parity/carry derivation was built first and then replaced by an observation, so the return series driving the VaR carries no model.</w:t>
+            </w:r>
+          </w:p>
+        </w:tc>
+        <w:tc>
+          <w:tcPr>
+            <w:tcW w:type="dxa" w:w="1930"/>
+          </w:tcPr>
+          <w:p>
+            <w:r/>
+            <w:r>
+              <w:t>Derived vs observed: median $0.16, return correlation 0.9954. A single-venue close (ARCX.PILLAR) diverged by up to $19.62, correlation 0.910</w:t>
+            </w:r>
+          </w:p>
+        </w:tc>
+      </w:tr>
+      <w:tr>
+        <w:tc>
+          <w:tcPr>
+            <w:tcW w:type="dxa" w:w="1930"/>
+          </w:tcPr>
+          <w:p>
+            <w:r/>
+            <w:r>
+              <w:t>34</w:t>
+            </w:r>
+          </w:p>
+        </w:tc>
+        <w:tc>
+          <w:tcPr>
+            <w:tcW w:type="dxa" w:w="1930"/>
+          </w:tcPr>
+          <w:p>
+            <w:r/>
+            <w:r>
+              <w:t>approximation</w:t>
+            </w:r>
+          </w:p>
+        </w:tc>
+        <w:tc>
+          <w:tcPr>
+            <w:tcW w:type="dxa" w:w="1930"/>
+          </w:tcPr>
+          <w:p>
+            <w:r/>
+            <w:r>
+              <w:t>C_IV and P_IV hold European Black-76 vols computed by this project, not a vendor's</w:t>
+            </w:r>
+          </w:p>
+        </w:tc>
+        <w:tc>
+          <w:tcPr>
+            <w:tcW w:type="dxa" w:w="1930"/>
+          </w:tcPr>
+          <w:p>
+            <w:r/>
+            <w:r>
+              <w:t>build_otm_smile filters on that column and Phase 0 runs before Phase 3 can replace it; a null column returns zero strikes.</w:t>
+            </w:r>
+          </w:p>
+        </w:tc>
+        <w:tc>
+          <w:tcPr>
+            <w:tcW w:type="dxa" w:w="1930"/>
+          </w:tcPr>
+          <w:p>
+            <w:r/>
+            <w:r>
+              <w:t>Phase 3 overwrites them. Inversion round-trips to 3.4e-13 in price</w:t>
+            </w:r>
+          </w:p>
+        </w:tc>
+      </w:tr>
+      <w:tr>
+        <w:tc>
+          <w:tcPr>
+            <w:tcW w:type="dxa" w:w="1930"/>
+          </w:tcPr>
+          <w:p>
+            <w:r/>
+            <w:r>
+              <w:t>35</w:t>
+            </w:r>
+          </w:p>
+        </w:tc>
+        <w:tc>
+          <w:tcPr>
+            <w:tcW w:type="dxa" w:w="1930"/>
+          </w:tcPr>
+          <w:p>
+            <w:r/>
+            <w:r>
+              <w:t>deviation</w:t>
+            </w:r>
+          </w:p>
+        </w:tc>
+        <w:tc>
+          <w:tcPr>
+            <w:tcW w:type="dxa" w:w="1930"/>
+          </w:tcPr>
+          <w:p>
+            <w:r/>
+            <w:r>
+              <w:t>Instrument definitions are pulled per session, not quarterly</w:t>
+            </w:r>
+          </w:p>
+        </w:tc>
+        <w:tc>
+          <w:tcPr>
+            <w:tcW w:type="dxa" w:w="1930"/>
+          </w:tcPr>
+          <w:p>
+            <w:r/>
+            <w:r>
+              <w:t>Quarterly anchors leave contracts listed between anchors unmatched.</w:t>
+            </w:r>
+          </w:p>
+        </w:tc>
+        <w:tc>
+          <w:tcPr>
+            <w:tcW w:type="dxa" w:w="1930"/>
+          </w:tcPr>
+          <w:p>
+            <w:r/>
+            <w:r>
+              <w:t>Match rate 89.3% at worst on quarterly anchors, 100.0000% per-day across all 11,036,871 rows. Cost $6.34 against $0.12</w:t>
+            </w:r>
+          </w:p>
+        </w:tc>
+      </w:tr>
+      <w:tr>
+        <w:tc>
+          <w:tcPr>
+            <w:tcW w:type="dxa" w:w="1930"/>
+          </w:tcPr>
+          <w:p>
+            <w:r/>
+            <w:r>
+              <w:t>36</w:t>
+            </w:r>
+          </w:p>
+        </w:tc>
+        <w:tc>
+          <w:tcPr>
+            <w:tcW w:type="dxa" w:w="1930"/>
+          </w:tcPr>
+          <w:p>
+            <w:r/>
+            <w:r>
+              <w:t>assumption</w:t>
+            </w:r>
+          </w:p>
+        </w:tc>
+        <w:tc>
+          <w:tcPr>
+            <w:tcW w:type="dxa" w:w="1930"/>
+          </w:tcPr>
+          <w:p>
+            <w:r/>
+            <w:r>
+              <w:t>Risk-free rate pinned at 3.66% for 2026-06-01</w:t>
+            </w:r>
+          </w:p>
+        </w:tc>
+        <w:tc>
+          <w:tcPr>
+            <w:tcW w:type="dxa" w:w="1930"/>
+          </w:tcPr>
+          <w:p>
+            <w:r/>
+            <w:r>
+              <w:t>Same FRED DGS3MO series and same external-pin methodology as the original's 5.40%.</w:t>
+            </w:r>
+          </w:p>
+        </w:tc>
+        <w:tc>
+          <w:tcPr>
+            <w:tcW w:type="dxa" w:w="1930"/>
+          </w:tcPr>
+          <w:p>
+            <w:r/>
+            <w:r>
+              <w:t>Implied dividend yield comes out +1.90%, equal to $1.82 on a $758.54 underlying — SPY's actual quarterly dividend</w:t>
+            </w:r>
+          </w:p>
+        </w:tc>
+      </w:tr>
+      <w:tr>
+        <w:tc>
+          <w:tcPr>
+            <w:tcW w:type="dxa" w:w="1930"/>
+          </w:tcPr>
+          <w:p>
+            <w:r/>
+            <w:r>
+              <w:t>37</w:t>
+            </w:r>
+          </w:p>
+        </w:tc>
+        <w:tc>
+          <w:tcPr>
+            <w:tcW w:type="dxa" w:w="1930"/>
+          </w:tcPr>
+          <w:p>
+            <w:r/>
+            <w:r>
+              <w:t>limitation</w:t>
+            </w:r>
+          </w:p>
+        </w:tc>
+        <w:tc>
+          <w:tcPr>
+            <w:tcW w:type="dxa" w:w="1930"/>
+          </w:tcPr>
+          <w:p>
+            <w:r/>
+            <w:r>
+              <w:t>The lookback-window comparison uses in-dataset dates only</w:t>
+            </w:r>
+          </w:p>
+        </w:tc>
+        <w:tc>
+          <w:tcPr>
+            <w:tcW w:type="dxa" w:w="1930"/>
+          </w:tcPr>
+          <w:p>
+            <w:r/>
+            <w:r>
+              <w:t>The dataset spans 17 months, so only sessions from 2026-01-02 have a full 250-return window behind them.</w:t>
+            </w:r>
+          </w:p>
+        </w:tc>
+        <w:tc>
+          <w:tcPr>
+            <w:tcW w:type="dxa" w:w="1930"/>
+          </w:tcPr>
+          <w:p>
+            <w:r/>
+            <w:r>
+              <w:t>5 comparison dates instead of the original's 6 spanning 2011–2023; the effect shown is sharper but the range is narrower</w:t>
+            </w:r>
+          </w:p>
+        </w:tc>
+      </w:tr>
+    </w:tbl>
+    <w:p>
+      <w:pPr>
         <w:pStyle w:val="Heading1"/>
       </w:pPr>
       <w:r>
-        <w:rPr>
-          <w:color w:val="16354F"/>
-        </w:rPr>
-        <w:lastRenderedPageBreak/>
-        <w:t>5. What to trust, and what to caveat</w:t>
+        <w:t>9. What to trust, and what to caveat</w:t>
       </w:r>
     </w:p>
     <w:p>
@@ -14205,6 +17252,20 @@
           <w:color w:val="16354F"/>
         </w:rPr>
         <w:t>What is solid</w:t>
+      </w:r>
+    </w:p>
+    <w:p>
+      <w:r>
+        <w:rPr>
+          <w:b/>
+        </w:rPr>
+        <w:t xml:space="preserve">Added by the second case. </w:t>
+      </w:r>
+      <w:r>
+        <w:rPr>
+          <w:b w:val="0"/>
+        </w:rPr>
+        <w:t>The methodology now has two independent results from two independent vendors, produced by byte-identical pricing and calibration code. All 197 out-of-the-money strikes inverted on the new data and the SABR fit is better than on the original (RMSE 0.2080 vs 0.2346). The data source's own contribution to the difference between them was measured, not assumed: a median implied-vol difference of exactly zero on a shared date.</w:t>
       </w:r>
     </w:p>
     <w:p>
@@ -14254,6 +17315,20 @@
           <w:color w:val="16354F"/>
         </w:rPr>
         <w:t>What to caveat</w:t>
+      </w:r>
+    </w:p>
+    <w:p>
+      <w:r>
+        <w:rPr>
+          <w:b/>
+        </w:rPr>
+        <w:t xml:space="preserve">Added by the second case. </w:t>
+      </w:r>
+      <w:r>
+        <w:rPr>
+          <w:b w:val="0"/>
+        </w:rPr>
+        <w:t>2026-06-01 has no external price benchmark of its own — only 2023-12-29 was directly cross-checked, and the second case rests on one source validated on a different date. Its stress window reaches April 2025 rather than a 2020-scale crisis, so its 1.27× ratio should not be read against the original's 2.01×. And its vendor-IV column is this project's own European inversion, so the Phase 3 before/after comparison measures something narrower there than it did originally.</w:t>
       </w:r>
     </w:p>
     <w:p>
@@ -14766,6 +17841,76 @@
                 <w:sz w:val="17"/>
               </w:rPr>
               <w:t>Cold run from raw data in ~9 seconds; all entry points verified.</w:t>
+            </w:r>
+          </w:p>
+        </w:tc>
+      </w:tr>
+      <w:tr>
+        <w:tc>
+          <w:tcPr>
+            <w:tcW w:type="dxa" w:w="3384"/>
+          </w:tcPr>
+          <w:p>
+            <w:r/>
+            <w:r>
+              <w:t>The two cases differ because of the market, not the data source</w:t>
+            </w:r>
+          </w:p>
+        </w:tc>
+        <w:tc>
+          <w:tcPr>
+            <w:tcW w:type="dxa" w:w="1368"/>
+          </w:tcPr>
+          <w:p>
+            <w:r/>
+            <w:r>
+              <w:t>High</w:t>
+            </w:r>
+          </w:p>
+        </w:tc>
+        <w:tc>
+          <w:tcPr>
+            <w:tcW w:type="dxa" w:w="4608"/>
+          </w:tcPr>
+          <w:p>
+            <w:r/>
+            <w:r>
+              <w:t>Measured on a shared date: median mid difference $0.0000, median IV difference 0.0000 vol points, forward apart by 0.89 bp — against 8.3 percentage points of difference in VaR-to-position</w:t>
+            </w:r>
+          </w:p>
+        </w:tc>
+      </w:tr>
+      <w:tr>
+        <w:tc>
+          <w:tcPr>
+            <w:tcW w:type="dxa" w:w="3384"/>
+          </w:tcPr>
+          <w:p>
+            <w:r/>
+            <w:r>
+              <w:t>The 2026-06-01 numbers are as trustworthy as the 2023-12-29 ones</w:t>
+            </w:r>
+          </w:p>
+        </w:tc>
+        <w:tc>
+          <w:tcPr>
+            <w:tcW w:type="dxa" w:w="1368"/>
+          </w:tcPr>
+          <w:p>
+            <w:r/>
+            <w:r>
+              <w:t>Medium</w:t>
+            </w:r>
+          </w:p>
+        </w:tc>
+        <w:tc>
+          <w:tcPr>
+            <w:tcW w:type="dxa" w:w="4608"/>
+          </w:tcPr>
+          <w:p>
+            <w:r/>
+            <w:r>
+              <w:t>Same code, better fit, cleaner quotes — but one source, cross-validated only on a different date</w:t>
             </w:r>
           </w:p>
         </w:tc>
